--- a/dist/word/strategy-document.docx
+++ b/dist/word/strategy-document.docx
@@ -3495,7 +3495,9 @@
     </w:tbl>
     <w:bookmarkEnd w:id="33"/>
     <w:bookmarkEnd w:id="34"/>
-    <w:sectPr/>
+    <w:sectPr>
+      <w:bidi/>
+    </w:sectPr>
   </w:body>
 </w:document>
 </file>

--- a/dist/word/strategy-document.docx
+++ b/dist/word/strategy-document.docx
@@ -7,7 +7,6 @@
       <w:pPr>
         <w:pStyle w:val="Heading1"/>
         <w:bidi/>
-        <w:jc w:val="right"/>
       </w:pPr>
       <w:r>
         <w:rPr>
@@ -20,7 +19,6 @@
       <w:pPr>
         <w:pStyle w:val="FirstParagraph"/>
         <w:bidi/>
-        <w:jc w:val="right"/>
       </w:pPr>
       <w:r>
         <w:rPr>
@@ -109,7 +107,6 @@
       <w:pPr>
         <w:pStyle w:val="BodyText"/>
         <w:bidi/>
-        <w:jc w:val="right"/>
       </w:pPr>
       <w:r>
         <w:rPr>
@@ -162,7 +159,6 @@
       <w:pPr>
         <w:pStyle w:val="BodyText"/>
         <w:bidi/>
-        <w:jc w:val="right"/>
       </w:pPr>
       <w:r>
         <w:rPr>
@@ -215,7 +211,6 @@
       <w:pPr>
         <w:pStyle w:val="BodyText"/>
         <w:bidi/>
-        <w:jc w:val="right"/>
       </w:pPr>
       <w:r>
         <w:rPr>
@@ -280,7 +275,6 @@
       <w:pPr>
         <w:pStyle w:val="BodyText"/>
         <w:bidi/>
-        <w:jc w:val="right"/>
       </w:pPr>
       <w:r>
         <w:rPr>
@@ -307,7 +301,6 @@
       <w:pPr>
         <w:pStyle w:val="BodyText"/>
         <w:bidi/>
-        <w:jc w:val="right"/>
       </w:pPr>
       <w:r>
         <w:rPr>
@@ -333,7 +326,6 @@
     <w:p>
       <w:pPr>
         <w:bidi/>
-        <w:jc w:val="right"/>
       </w:pPr>
       <w:r>
         <w:rPr>
@@ -349,7 +341,6 @@
       <w:pPr>
         <w:pStyle w:val="Heading2"/>
         <w:bidi/>
-        <w:jc w:val="right"/>
       </w:pPr>
       <w:r>
         <w:rPr>
@@ -362,7 +353,6 @@
       <w:pPr>
         <w:pStyle w:val="FirstParagraph"/>
         <w:bidi/>
-        <w:jc w:val="right"/>
       </w:pPr>
       <w:r>
         <w:rPr>
@@ -438,7 +428,6 @@
       <w:pPr>
         <w:pStyle w:val="Heading3"/>
         <w:bidi/>
-        <w:jc w:val="right"/>
       </w:pPr>
       <w:r>
         <w:rPr>
@@ -451,7 +440,6 @@
       <w:pPr>
         <w:pStyle w:val="FirstParagraph"/>
         <w:bidi/>
-        <w:jc w:val="right"/>
       </w:pPr>
       <w:r>
         <w:rPr>
@@ -502,7 +490,6 @@
       <w:pPr>
         <w:pStyle w:val="BodyText"/>
         <w:bidi/>
-        <w:jc w:val="right"/>
       </w:pPr>
       <w:r>
         <w:rPr>
@@ -539,7 +526,6 @@
       <w:pPr>
         <w:pStyle w:val="BodyText"/>
         <w:bidi/>
-        <w:jc w:val="right"/>
       </w:pPr>
       <w:r>
         <w:rPr>
@@ -576,7 +562,6 @@
       <w:pPr>
         <w:pStyle w:val="BodyText"/>
         <w:bidi/>
-        <w:jc w:val="right"/>
       </w:pPr>
       <w:r>
         <w:rPr>
@@ -601,7 +586,6 @@
       <w:pPr>
         <w:pStyle w:val="BodyText"/>
         <w:bidi/>
-        <w:jc w:val="right"/>
       </w:pPr>
       <w:r>
         <w:rPr>
@@ -626,7 +610,6 @@
       <w:pPr>
         <w:pStyle w:val="BodyText"/>
         <w:bidi/>
-        <w:jc w:val="right"/>
       </w:pPr>
       <w:r>
         <w:rPr>
@@ -664,7 +647,6 @@
       <w:pPr>
         <w:pStyle w:val="Heading3"/>
         <w:bidi/>
-        <w:jc w:val="right"/>
       </w:pPr>
       <w:r>
         <w:rPr>
@@ -677,7 +659,6 @@
       <w:pPr>
         <w:pStyle w:val="FirstParagraph"/>
         <w:bidi/>
-        <w:jc w:val="right"/>
       </w:pPr>
       <w:r>
         <w:rPr>
@@ -750,7 +731,6 @@
             <w:pPr>
               <w:pStyle w:val="Compact"/>
               <w:bidi/>
-              <w:jc w:val="right"/>
             </w:pPr>
             <w:r>
               <w:rPr>
@@ -766,7 +746,6 @@
             <w:pPr>
               <w:pStyle w:val="Compact"/>
               <w:bidi/>
-              <w:jc w:val="right"/>
             </w:pPr>
             <w:r>
               <w:rPr>
@@ -782,7 +761,6 @@
             <w:pPr>
               <w:pStyle w:val="Compact"/>
               <w:bidi/>
-              <w:jc w:val="right"/>
             </w:pPr>
             <w:r>
               <w:rPr>
@@ -798,7 +776,6 @@
             <w:pPr>
               <w:pStyle w:val="Compact"/>
               <w:bidi/>
-              <w:jc w:val="right"/>
             </w:pPr>
             <w:r>
               <w:rPr>
@@ -814,7 +791,6 @@
             <w:pPr>
               <w:pStyle w:val="Compact"/>
               <w:bidi/>
-              <w:jc w:val="right"/>
             </w:pPr>
             <w:r>
               <w:rPr>
@@ -830,7 +806,6 @@
             <w:pPr>
               <w:pStyle w:val="Compact"/>
               <w:bidi/>
-              <w:jc w:val="right"/>
             </w:pPr>
             <w:r>
               <w:rPr>
@@ -848,87 +823,81 @@
             <w:pPr>
               <w:pStyle w:val="Compact"/>
               <w:bidi/>
-              <w:jc w:val="right"/>
-            </w:pPr>
-            <w:r>
-              <w:rPr>
-                <w:rtl/>
-              </w:rPr>
-              <w:t>_______________________________________________________</w:t>
-            </w:r>
-          </w:p>
-        </w:tc>
-        <w:tc>
-          <w:tcPr/>
-          <w:p>
-            <w:pPr>
-              <w:pStyle w:val="Compact"/>
-              <w:bidi/>
-              <w:jc w:val="right"/>
-            </w:pPr>
-            <w:r>
-              <w:rPr>
-                <w:rtl/>
-              </w:rPr>
-              <w:t>_______________________________________________________</w:t>
-            </w:r>
-          </w:p>
-        </w:tc>
-        <w:tc>
-          <w:tcPr/>
-          <w:p>
-            <w:pPr>
-              <w:pStyle w:val="Compact"/>
-              <w:bidi/>
-              <w:jc w:val="right"/>
-            </w:pPr>
-            <w:r>
-              <w:rPr>
-                <w:rtl/>
-              </w:rPr>
-              <w:t>_______________________________________________________</w:t>
-            </w:r>
-          </w:p>
-        </w:tc>
-        <w:tc>
-          <w:tcPr/>
-          <w:p>
-            <w:pPr>
-              <w:pStyle w:val="Compact"/>
-              <w:bidi/>
-              <w:jc w:val="right"/>
-            </w:pPr>
-            <w:r>
-              <w:rPr>
-                <w:rtl/>
-              </w:rPr>
-              <w:t>_______________________________________________________</w:t>
-            </w:r>
-          </w:p>
-        </w:tc>
-        <w:tc>
-          <w:tcPr/>
-          <w:p>
-            <w:pPr>
-              <w:pStyle w:val="Compact"/>
-              <w:bidi/>
-              <w:jc w:val="right"/>
-            </w:pPr>
-            <w:r>
-              <w:rPr>
-                <w:rtl/>
-              </w:rPr>
-              <w:t>_______________________________________________________</w:t>
-            </w:r>
-          </w:p>
-        </w:tc>
-        <w:tc>
-          <w:tcPr/>
-          <w:p>
-            <w:pPr>
-              <w:pStyle w:val="Compact"/>
-              <w:bidi/>
-              <w:jc w:val="right"/>
+            </w:pPr>
+            <w:r>
+              <w:rPr>
+                <w:rtl/>
+              </w:rPr>
+              <w:t>_______________________________________________________</w:t>
+            </w:r>
+          </w:p>
+        </w:tc>
+        <w:tc>
+          <w:tcPr/>
+          <w:p>
+            <w:pPr>
+              <w:pStyle w:val="Compact"/>
+              <w:bidi/>
+            </w:pPr>
+            <w:r>
+              <w:rPr>
+                <w:rtl/>
+              </w:rPr>
+              <w:t>_______________________________________________________</w:t>
+            </w:r>
+          </w:p>
+        </w:tc>
+        <w:tc>
+          <w:tcPr/>
+          <w:p>
+            <w:pPr>
+              <w:pStyle w:val="Compact"/>
+              <w:bidi/>
+            </w:pPr>
+            <w:r>
+              <w:rPr>
+                <w:rtl/>
+              </w:rPr>
+              <w:t>_______________________________________________________</w:t>
+            </w:r>
+          </w:p>
+        </w:tc>
+        <w:tc>
+          <w:tcPr/>
+          <w:p>
+            <w:pPr>
+              <w:pStyle w:val="Compact"/>
+              <w:bidi/>
+            </w:pPr>
+            <w:r>
+              <w:rPr>
+                <w:rtl/>
+              </w:rPr>
+              <w:t>_______________________________________________________</w:t>
+            </w:r>
+          </w:p>
+        </w:tc>
+        <w:tc>
+          <w:tcPr/>
+          <w:p>
+            <w:pPr>
+              <w:pStyle w:val="Compact"/>
+              <w:bidi/>
+            </w:pPr>
+            <w:r>
+              <w:rPr>
+                <w:rtl/>
+              </w:rPr>
+              <w:t>_______________________________________________________</w:t>
+            </w:r>
+          </w:p>
+        </w:tc>
+        <w:tc>
+          <w:tcPr/>
+          <w:p>
+            <w:pPr>
+              <w:pStyle w:val="Compact"/>
+              <w:bidi/>
             </w:pPr>
             <w:r>
               <w:rPr>
@@ -946,87 +915,81 @@
             <w:pPr>
               <w:pStyle w:val="Compact"/>
               <w:bidi/>
-              <w:jc w:val="right"/>
-            </w:pPr>
-            <w:r>
-              <w:rPr>
-                <w:rtl/>
-              </w:rPr>
-              <w:t>_______________________________________________________</w:t>
-            </w:r>
-          </w:p>
-        </w:tc>
-        <w:tc>
-          <w:tcPr/>
-          <w:p>
-            <w:pPr>
-              <w:pStyle w:val="Compact"/>
-              <w:bidi/>
-              <w:jc w:val="right"/>
-            </w:pPr>
-            <w:r>
-              <w:rPr>
-                <w:rtl/>
-              </w:rPr>
-              <w:t>_______________________________________________________</w:t>
-            </w:r>
-          </w:p>
-        </w:tc>
-        <w:tc>
-          <w:tcPr/>
-          <w:p>
-            <w:pPr>
-              <w:pStyle w:val="Compact"/>
-              <w:bidi/>
-              <w:jc w:val="right"/>
-            </w:pPr>
-            <w:r>
-              <w:rPr>
-                <w:rtl/>
-              </w:rPr>
-              <w:t>_______________________________________________________</w:t>
-            </w:r>
-          </w:p>
-        </w:tc>
-        <w:tc>
-          <w:tcPr/>
-          <w:p>
-            <w:pPr>
-              <w:pStyle w:val="Compact"/>
-              <w:bidi/>
-              <w:jc w:val="right"/>
-            </w:pPr>
-            <w:r>
-              <w:rPr>
-                <w:rtl/>
-              </w:rPr>
-              <w:t>_______________________________________________________</w:t>
-            </w:r>
-          </w:p>
-        </w:tc>
-        <w:tc>
-          <w:tcPr/>
-          <w:p>
-            <w:pPr>
-              <w:pStyle w:val="Compact"/>
-              <w:bidi/>
-              <w:jc w:val="right"/>
-            </w:pPr>
-            <w:r>
-              <w:rPr>
-                <w:rtl/>
-              </w:rPr>
-              <w:t>_______________________________________________________</w:t>
-            </w:r>
-          </w:p>
-        </w:tc>
-        <w:tc>
-          <w:tcPr/>
-          <w:p>
-            <w:pPr>
-              <w:pStyle w:val="Compact"/>
-              <w:bidi/>
-              <w:jc w:val="right"/>
+            </w:pPr>
+            <w:r>
+              <w:rPr>
+                <w:rtl/>
+              </w:rPr>
+              <w:t>_______________________________________________________</w:t>
+            </w:r>
+          </w:p>
+        </w:tc>
+        <w:tc>
+          <w:tcPr/>
+          <w:p>
+            <w:pPr>
+              <w:pStyle w:val="Compact"/>
+              <w:bidi/>
+            </w:pPr>
+            <w:r>
+              <w:rPr>
+                <w:rtl/>
+              </w:rPr>
+              <w:t>_______________________________________________________</w:t>
+            </w:r>
+          </w:p>
+        </w:tc>
+        <w:tc>
+          <w:tcPr/>
+          <w:p>
+            <w:pPr>
+              <w:pStyle w:val="Compact"/>
+              <w:bidi/>
+            </w:pPr>
+            <w:r>
+              <w:rPr>
+                <w:rtl/>
+              </w:rPr>
+              <w:t>_______________________________________________________</w:t>
+            </w:r>
+          </w:p>
+        </w:tc>
+        <w:tc>
+          <w:tcPr/>
+          <w:p>
+            <w:pPr>
+              <w:pStyle w:val="Compact"/>
+              <w:bidi/>
+            </w:pPr>
+            <w:r>
+              <w:rPr>
+                <w:rtl/>
+              </w:rPr>
+              <w:t>_______________________________________________________</w:t>
+            </w:r>
+          </w:p>
+        </w:tc>
+        <w:tc>
+          <w:tcPr/>
+          <w:p>
+            <w:pPr>
+              <w:pStyle w:val="Compact"/>
+              <w:bidi/>
+            </w:pPr>
+            <w:r>
+              <w:rPr>
+                <w:rtl/>
+              </w:rPr>
+              <w:t>_______________________________________________________</w:t>
+            </w:r>
+          </w:p>
+        </w:tc>
+        <w:tc>
+          <w:tcPr/>
+          <w:p>
+            <w:pPr>
+              <w:pStyle w:val="Compact"/>
+              <w:bidi/>
             </w:pPr>
             <w:r>
               <w:rPr>
@@ -1044,87 +1007,81 @@
             <w:pPr>
               <w:pStyle w:val="Compact"/>
               <w:bidi/>
-              <w:jc w:val="right"/>
-            </w:pPr>
-            <w:r>
-              <w:rPr>
-                <w:rtl/>
-              </w:rPr>
-              <w:t>_______________________________________________________</w:t>
-            </w:r>
-          </w:p>
-        </w:tc>
-        <w:tc>
-          <w:tcPr/>
-          <w:p>
-            <w:pPr>
-              <w:pStyle w:val="Compact"/>
-              <w:bidi/>
-              <w:jc w:val="right"/>
-            </w:pPr>
-            <w:r>
-              <w:rPr>
-                <w:rtl/>
-              </w:rPr>
-              <w:t>_______________________________________________________</w:t>
-            </w:r>
-          </w:p>
-        </w:tc>
-        <w:tc>
-          <w:tcPr/>
-          <w:p>
-            <w:pPr>
-              <w:pStyle w:val="Compact"/>
-              <w:bidi/>
-              <w:jc w:val="right"/>
-            </w:pPr>
-            <w:r>
-              <w:rPr>
-                <w:rtl/>
-              </w:rPr>
-              <w:t>_______________________________________________________</w:t>
-            </w:r>
-          </w:p>
-        </w:tc>
-        <w:tc>
-          <w:tcPr/>
-          <w:p>
-            <w:pPr>
-              <w:pStyle w:val="Compact"/>
-              <w:bidi/>
-              <w:jc w:val="right"/>
-            </w:pPr>
-            <w:r>
-              <w:rPr>
-                <w:rtl/>
-              </w:rPr>
-              <w:t>_______________________________________________________</w:t>
-            </w:r>
-          </w:p>
-        </w:tc>
-        <w:tc>
-          <w:tcPr/>
-          <w:p>
-            <w:pPr>
-              <w:pStyle w:val="Compact"/>
-              <w:bidi/>
-              <w:jc w:val="right"/>
-            </w:pPr>
-            <w:r>
-              <w:rPr>
-                <w:rtl/>
-              </w:rPr>
-              <w:t>_______________________________________________________</w:t>
-            </w:r>
-          </w:p>
-        </w:tc>
-        <w:tc>
-          <w:tcPr/>
-          <w:p>
-            <w:pPr>
-              <w:pStyle w:val="Compact"/>
-              <w:bidi/>
-              <w:jc w:val="right"/>
+            </w:pPr>
+            <w:r>
+              <w:rPr>
+                <w:rtl/>
+              </w:rPr>
+              <w:t>_______________________________________________________</w:t>
+            </w:r>
+          </w:p>
+        </w:tc>
+        <w:tc>
+          <w:tcPr/>
+          <w:p>
+            <w:pPr>
+              <w:pStyle w:val="Compact"/>
+              <w:bidi/>
+            </w:pPr>
+            <w:r>
+              <w:rPr>
+                <w:rtl/>
+              </w:rPr>
+              <w:t>_______________________________________________________</w:t>
+            </w:r>
+          </w:p>
+        </w:tc>
+        <w:tc>
+          <w:tcPr/>
+          <w:p>
+            <w:pPr>
+              <w:pStyle w:val="Compact"/>
+              <w:bidi/>
+            </w:pPr>
+            <w:r>
+              <w:rPr>
+                <w:rtl/>
+              </w:rPr>
+              <w:t>_______________________________________________________</w:t>
+            </w:r>
+          </w:p>
+        </w:tc>
+        <w:tc>
+          <w:tcPr/>
+          <w:p>
+            <w:pPr>
+              <w:pStyle w:val="Compact"/>
+              <w:bidi/>
+            </w:pPr>
+            <w:r>
+              <w:rPr>
+                <w:rtl/>
+              </w:rPr>
+              <w:t>_______________________________________________________</w:t>
+            </w:r>
+          </w:p>
+        </w:tc>
+        <w:tc>
+          <w:tcPr/>
+          <w:p>
+            <w:pPr>
+              <w:pStyle w:val="Compact"/>
+              <w:bidi/>
+            </w:pPr>
+            <w:r>
+              <w:rPr>
+                <w:rtl/>
+              </w:rPr>
+              <w:t>_______________________________________________________</w:t>
+            </w:r>
+          </w:p>
+        </w:tc>
+        <w:tc>
+          <w:tcPr/>
+          <w:p>
+            <w:pPr>
+              <w:pStyle w:val="Compact"/>
+              <w:bidi/>
             </w:pPr>
             <w:r>
               <w:rPr>
@@ -1140,7 +1097,6 @@
       <w:pPr>
         <w:pStyle w:val="BodyText"/>
         <w:bidi/>
-        <w:jc w:val="right"/>
       </w:pPr>
       <w:r>
         <w:rPr>
@@ -1178,7 +1134,6 @@
       <w:pPr>
         <w:pStyle w:val="Heading3"/>
         <w:bidi/>
-        <w:jc w:val="right"/>
       </w:pPr>
       <w:r>
         <w:rPr>
@@ -1191,7 +1146,6 @@
       <w:pPr>
         <w:pStyle w:val="FirstParagraph"/>
         <w:bidi/>
-        <w:jc w:val="right"/>
       </w:pPr>
       <w:r>
         <w:rPr>
@@ -1285,7 +1239,6 @@
             <w:pPr>
               <w:pStyle w:val="Compact"/>
               <w:bidi/>
-              <w:jc w:val="right"/>
             </w:pPr>
             <w:r>
               <w:rPr>
@@ -1301,7 +1254,6 @@
             <w:pPr>
               <w:pStyle w:val="Compact"/>
               <w:bidi/>
-              <w:jc w:val="right"/>
             </w:pPr>
             <w:r>
               <w:rPr>
@@ -1317,7 +1269,6 @@
             <w:pPr>
               <w:pStyle w:val="Compact"/>
               <w:bidi/>
-              <w:jc w:val="right"/>
             </w:pPr>
             <w:r>
               <w:rPr>
@@ -1335,7 +1286,6 @@
             <w:pPr>
               <w:pStyle w:val="Compact"/>
               <w:bidi/>
-              <w:jc w:val="right"/>
             </w:pPr>
             <w:r>
               <w:rPr>
@@ -1351,23 +1301,21 @@
             <w:pPr>
               <w:pStyle w:val="Compact"/>
               <w:bidi/>
-              <w:jc w:val="right"/>
-            </w:pPr>
-            <w:r>
-              <w:rPr>
-                <w:rtl/>
-              </w:rPr>
-              <w:t>_______________________________________________________</w:t>
-            </w:r>
-          </w:p>
-        </w:tc>
-        <w:tc>
-          <w:tcPr/>
-          <w:p>
-            <w:pPr>
-              <w:pStyle w:val="Compact"/>
-              <w:bidi/>
-              <w:jc w:val="right"/>
+            </w:pPr>
+            <w:r>
+              <w:rPr>
+                <w:rtl/>
+              </w:rPr>
+              <w:t>_______________________________________________________</w:t>
+            </w:r>
+          </w:p>
+        </w:tc>
+        <w:tc>
+          <w:tcPr/>
+          <w:p>
+            <w:pPr>
+              <w:pStyle w:val="Compact"/>
+              <w:bidi/>
             </w:pPr>
             <w:r>
               <w:rPr>
@@ -1385,7 +1333,6 @@
             <w:pPr>
               <w:pStyle w:val="Compact"/>
               <w:bidi/>
-              <w:jc w:val="right"/>
             </w:pPr>
             <w:r>
               <w:rPr>
@@ -1401,23 +1348,21 @@
             <w:pPr>
               <w:pStyle w:val="Compact"/>
               <w:bidi/>
-              <w:jc w:val="right"/>
-            </w:pPr>
-            <w:r>
-              <w:rPr>
-                <w:rtl/>
-              </w:rPr>
-              <w:t>_______________________________________________________</w:t>
-            </w:r>
-          </w:p>
-        </w:tc>
-        <w:tc>
-          <w:tcPr/>
-          <w:p>
-            <w:pPr>
-              <w:pStyle w:val="Compact"/>
-              <w:bidi/>
-              <w:jc w:val="right"/>
+            </w:pPr>
+            <w:r>
+              <w:rPr>
+                <w:rtl/>
+              </w:rPr>
+              <w:t>_______________________________________________________</w:t>
+            </w:r>
+          </w:p>
+        </w:tc>
+        <w:tc>
+          <w:tcPr/>
+          <w:p>
+            <w:pPr>
+              <w:pStyle w:val="Compact"/>
+              <w:bidi/>
             </w:pPr>
             <w:r>
               <w:rPr>
@@ -1435,7 +1380,6 @@
             <w:pPr>
               <w:pStyle w:val="Compact"/>
               <w:bidi/>
-              <w:jc w:val="right"/>
             </w:pPr>
             <w:r>
               <w:rPr>
@@ -1451,23 +1395,21 @@
             <w:pPr>
               <w:pStyle w:val="Compact"/>
               <w:bidi/>
-              <w:jc w:val="right"/>
-            </w:pPr>
-            <w:r>
-              <w:rPr>
-                <w:rtl/>
-              </w:rPr>
-              <w:t>_______________________________________________________</w:t>
-            </w:r>
-          </w:p>
-        </w:tc>
-        <w:tc>
-          <w:tcPr/>
-          <w:p>
-            <w:pPr>
-              <w:pStyle w:val="Compact"/>
-              <w:bidi/>
-              <w:jc w:val="right"/>
+            </w:pPr>
+            <w:r>
+              <w:rPr>
+                <w:rtl/>
+              </w:rPr>
+              <w:t>_______________________________________________________</w:t>
+            </w:r>
+          </w:p>
+        </w:tc>
+        <w:tc>
+          <w:tcPr/>
+          <w:p>
+            <w:pPr>
+              <w:pStyle w:val="Compact"/>
+              <w:bidi/>
             </w:pPr>
             <w:r>
               <w:rPr>
@@ -1485,7 +1427,6 @@
             <w:pPr>
               <w:pStyle w:val="Compact"/>
               <w:bidi/>
-              <w:jc w:val="right"/>
             </w:pPr>
             <w:r>
               <w:rPr>
@@ -1501,23 +1442,21 @@
             <w:pPr>
               <w:pStyle w:val="Compact"/>
               <w:bidi/>
-              <w:jc w:val="right"/>
-            </w:pPr>
-            <w:r>
-              <w:rPr>
-                <w:rtl/>
-              </w:rPr>
-              <w:t>_______________________________________________________</w:t>
-            </w:r>
-          </w:p>
-        </w:tc>
-        <w:tc>
-          <w:tcPr/>
-          <w:p>
-            <w:pPr>
-              <w:pStyle w:val="Compact"/>
-              <w:bidi/>
-              <w:jc w:val="right"/>
+            </w:pPr>
+            <w:r>
+              <w:rPr>
+                <w:rtl/>
+              </w:rPr>
+              <w:t>_______________________________________________________</w:t>
+            </w:r>
+          </w:p>
+        </w:tc>
+        <w:tc>
+          <w:tcPr/>
+          <w:p>
+            <w:pPr>
+              <w:pStyle w:val="Compact"/>
+              <w:bidi/>
             </w:pPr>
             <w:r>
               <w:rPr>
@@ -1535,7 +1474,6 @@
             <w:pPr>
               <w:pStyle w:val="Compact"/>
               <w:bidi/>
-              <w:jc w:val="right"/>
             </w:pPr>
             <w:r>
               <w:rPr>
@@ -1551,23 +1489,21 @@
             <w:pPr>
               <w:pStyle w:val="Compact"/>
               <w:bidi/>
-              <w:jc w:val="right"/>
-            </w:pPr>
-            <w:r>
-              <w:rPr>
-                <w:rtl/>
-              </w:rPr>
-              <w:t>_______________________________________________________</w:t>
-            </w:r>
-          </w:p>
-        </w:tc>
-        <w:tc>
-          <w:tcPr/>
-          <w:p>
-            <w:pPr>
-              <w:pStyle w:val="Compact"/>
-              <w:bidi/>
-              <w:jc w:val="right"/>
+            </w:pPr>
+            <w:r>
+              <w:rPr>
+                <w:rtl/>
+              </w:rPr>
+              <w:t>_______________________________________________________</w:t>
+            </w:r>
+          </w:p>
+        </w:tc>
+        <w:tc>
+          <w:tcPr/>
+          <w:p>
+            <w:pPr>
+              <w:pStyle w:val="Compact"/>
+              <w:bidi/>
             </w:pPr>
             <w:r>
               <w:rPr>
@@ -1585,7 +1521,6 @@
             <w:pPr>
               <w:pStyle w:val="Compact"/>
               <w:bidi/>
-              <w:jc w:val="right"/>
             </w:pPr>
             <w:r>
               <w:rPr>
@@ -1601,23 +1536,21 @@
             <w:pPr>
               <w:pStyle w:val="Compact"/>
               <w:bidi/>
-              <w:jc w:val="right"/>
-            </w:pPr>
-            <w:r>
-              <w:rPr>
-                <w:rtl/>
-              </w:rPr>
-              <w:t>_______________________________________________________</w:t>
-            </w:r>
-          </w:p>
-        </w:tc>
-        <w:tc>
-          <w:tcPr/>
-          <w:p>
-            <w:pPr>
-              <w:pStyle w:val="Compact"/>
-              <w:bidi/>
-              <w:jc w:val="right"/>
+            </w:pPr>
+            <w:r>
+              <w:rPr>
+                <w:rtl/>
+              </w:rPr>
+              <w:t>_______________________________________________________</w:t>
+            </w:r>
+          </w:p>
+        </w:tc>
+        <w:tc>
+          <w:tcPr/>
+          <w:p>
+            <w:pPr>
+              <w:pStyle w:val="Compact"/>
+              <w:bidi/>
             </w:pPr>
             <w:r>
               <w:rPr>
@@ -1635,7 +1568,6 @@
             <w:pPr>
               <w:pStyle w:val="Compact"/>
               <w:bidi/>
-              <w:jc w:val="right"/>
             </w:pPr>
             <w:r>
               <w:rPr>
@@ -1651,23 +1583,21 @@
             <w:pPr>
               <w:pStyle w:val="Compact"/>
               <w:bidi/>
-              <w:jc w:val="right"/>
-            </w:pPr>
-            <w:r>
-              <w:rPr>
-                <w:rtl/>
-              </w:rPr>
-              <w:t>_______________________________________________________</w:t>
-            </w:r>
-          </w:p>
-        </w:tc>
-        <w:tc>
-          <w:tcPr/>
-          <w:p>
-            <w:pPr>
-              <w:pStyle w:val="Compact"/>
-              <w:bidi/>
-              <w:jc w:val="right"/>
+            </w:pPr>
+            <w:r>
+              <w:rPr>
+                <w:rtl/>
+              </w:rPr>
+              <w:t>_______________________________________________________</w:t>
+            </w:r>
+          </w:p>
+        </w:tc>
+        <w:tc>
+          <w:tcPr/>
+          <w:p>
+            <w:pPr>
+              <w:pStyle w:val="Compact"/>
+              <w:bidi/>
             </w:pPr>
             <w:r>
               <w:rPr>
@@ -1685,7 +1615,6 @@
             <w:pPr>
               <w:pStyle w:val="Compact"/>
               <w:bidi/>
-              <w:jc w:val="right"/>
             </w:pPr>
             <w:r>
               <w:rPr>
@@ -1701,23 +1630,21 @@
             <w:pPr>
               <w:pStyle w:val="Compact"/>
               <w:bidi/>
-              <w:jc w:val="right"/>
-            </w:pPr>
-            <w:r>
-              <w:rPr>
-                <w:rtl/>
-              </w:rPr>
-              <w:t>_______________________________________________________</w:t>
-            </w:r>
-          </w:p>
-        </w:tc>
-        <w:tc>
-          <w:tcPr/>
-          <w:p>
-            <w:pPr>
-              <w:pStyle w:val="Compact"/>
-              <w:bidi/>
-              <w:jc w:val="right"/>
+            </w:pPr>
+            <w:r>
+              <w:rPr>
+                <w:rtl/>
+              </w:rPr>
+              <w:t>_______________________________________________________</w:t>
+            </w:r>
+          </w:p>
+        </w:tc>
+        <w:tc>
+          <w:tcPr/>
+          <w:p>
+            <w:pPr>
+              <w:pStyle w:val="Compact"/>
+              <w:bidi/>
             </w:pPr>
             <w:r>
               <w:rPr>
@@ -1735,7 +1662,6 @@
             <w:pPr>
               <w:pStyle w:val="Compact"/>
               <w:bidi/>
-              <w:jc w:val="right"/>
             </w:pPr>
             <w:r>
               <w:rPr>
@@ -1751,23 +1677,21 @@
             <w:pPr>
               <w:pStyle w:val="Compact"/>
               <w:bidi/>
-              <w:jc w:val="right"/>
-            </w:pPr>
-            <w:r>
-              <w:rPr>
-                <w:rtl/>
-              </w:rPr>
-              <w:t>_______________________________________________________</w:t>
-            </w:r>
-          </w:p>
-        </w:tc>
-        <w:tc>
-          <w:tcPr/>
-          <w:p>
-            <w:pPr>
-              <w:pStyle w:val="Compact"/>
-              <w:bidi/>
-              <w:jc w:val="right"/>
+            </w:pPr>
+            <w:r>
+              <w:rPr>
+                <w:rtl/>
+              </w:rPr>
+              <w:t>_______________________________________________________</w:t>
+            </w:r>
+          </w:p>
+        </w:tc>
+        <w:tc>
+          <w:tcPr/>
+          <w:p>
+            <w:pPr>
+              <w:pStyle w:val="Compact"/>
+              <w:bidi/>
             </w:pPr>
             <w:r>
               <w:rPr>
@@ -1783,7 +1707,6 @@
       <w:pPr>
         <w:pStyle w:val="BodyText"/>
         <w:bidi/>
-        <w:jc w:val="right"/>
       </w:pPr>
       <w:r>
         <w:rPr>
@@ -1797,7 +1720,6 @@
       <w:pPr>
         <w:pStyle w:val="Heading3"/>
         <w:bidi/>
-        <w:jc w:val="right"/>
       </w:pPr>
       <w:r>
         <w:rPr>
@@ -1810,7 +1732,6 @@
       <w:pPr>
         <w:pStyle w:val="FirstParagraph"/>
         <w:bidi/>
-        <w:jc w:val="right"/>
       </w:pPr>
       <w:r>
         <w:rPr>
@@ -1891,7 +1812,6 @@
       <w:pPr>
         <w:pStyle w:val="BodyText"/>
         <w:bidi/>
-        <w:jc w:val="right"/>
       </w:pPr>
       <w:r>
         <w:rPr>
@@ -1974,7 +1894,6 @@
     <w:p>
       <w:pPr>
         <w:bidi/>
-        <w:jc w:val="right"/>
       </w:pPr>
       <w:r>
         <w:rPr>
@@ -1992,7 +1911,6 @@
       <w:pPr>
         <w:pStyle w:val="Heading2"/>
         <w:bidi/>
-        <w:jc w:val="right"/>
       </w:pPr>
       <w:r>
         <w:rPr>
@@ -2006,7 +1924,6 @@
       <w:pPr>
         <w:pStyle w:val="Heading3"/>
         <w:bidi/>
-        <w:jc w:val="right"/>
       </w:pPr>
       <w:r>
         <w:rPr>
@@ -2019,7 +1936,6 @@
       <w:pPr>
         <w:pStyle w:val="FirstParagraph"/>
         <w:bidi/>
-        <w:jc w:val="right"/>
       </w:pPr>
       <w:r>
         <w:rPr>
@@ -2070,7 +1986,6 @@
       <w:pPr>
         <w:pStyle w:val="BodyText"/>
         <w:bidi/>
-        <w:jc w:val="right"/>
       </w:pPr>
       <w:r>
         <w:rPr>
@@ -2132,7 +2047,6 @@
       <w:pPr>
         <w:pStyle w:val="Heading3"/>
         <w:bidi/>
-        <w:jc w:val="right"/>
       </w:pPr>
       <w:r>
         <w:rPr>
@@ -2145,7 +2059,6 @@
       <w:pPr>
         <w:pStyle w:val="FirstParagraph"/>
         <w:bidi/>
-        <w:jc w:val="right"/>
       </w:pPr>
       <w:r>
         <w:rPr>
@@ -2184,7 +2097,6 @@
       <w:pPr>
         <w:pStyle w:val="BodyText"/>
         <w:bidi/>
-        <w:jc w:val="right"/>
       </w:pPr>
       <w:r>
         <w:rPr>
@@ -2292,7 +2204,6 @@
       <w:pPr>
         <w:pStyle w:val="Heading3"/>
         <w:bidi/>
-        <w:jc w:val="right"/>
       </w:pPr>
       <w:r>
         <w:rPr>
@@ -2305,7 +2216,6 @@
       <w:pPr>
         <w:pStyle w:val="FirstParagraph"/>
         <w:bidi/>
-        <w:jc w:val="right"/>
       </w:pPr>
       <w:r>
         <w:rPr>
@@ -2369,7 +2279,6 @@
       <w:pPr>
         <w:pStyle w:val="Heading4"/>
         <w:bidi/>
-        <w:jc w:val="right"/>
       </w:pPr>
       <w:r>
         <w:rPr>
@@ -2382,7 +2291,6 @@
       <w:pPr>
         <w:pStyle w:val="FirstParagraph"/>
         <w:bidi/>
-        <w:jc w:val="right"/>
       </w:pPr>
       <w:r>
         <w:rPr>
@@ -2395,7 +2303,6 @@
       <w:pPr>
         <w:pStyle w:val="BodyText"/>
         <w:bidi/>
-        <w:jc w:val="right"/>
       </w:pPr>
       <w:r>
         <w:rPr>
@@ -2432,7 +2339,6 @@
       <w:pPr>
         <w:pStyle w:val="BodyText"/>
         <w:bidi/>
-        <w:jc w:val="right"/>
       </w:pPr>
       <w:r>
         <w:rPr>
@@ -2469,7 +2375,6 @@
       <w:pPr>
         <w:pStyle w:val="BodyText"/>
         <w:bidi/>
-        <w:jc w:val="right"/>
       </w:pPr>
       <w:r>
         <w:rPr>
@@ -2494,7 +2399,6 @@
       <w:pPr>
         <w:pStyle w:val="BodyText"/>
         <w:bidi/>
-        <w:jc w:val="right"/>
       </w:pPr>
       <w:r>
         <w:rPr>
@@ -2542,7 +2446,6 @@
       <w:pPr>
         <w:pStyle w:val="BodyText"/>
         <w:bidi/>
-        <w:jc w:val="right"/>
       </w:pPr>
       <w:r>
         <w:rPr>
@@ -2560,7 +2463,6 @@
       <w:pPr>
         <w:pStyle w:val="Heading3"/>
         <w:bidi/>
-        <w:jc w:val="right"/>
       </w:pPr>
       <w:r>
         <w:rPr>
@@ -2573,7 +2475,6 @@
       <w:pPr>
         <w:pStyle w:val="FirstParagraph"/>
         <w:bidi/>
-        <w:jc w:val="right"/>
       </w:pPr>
       <w:r>
         <w:rPr>
@@ -2612,7 +2513,6 @@
       <w:pPr>
         <w:pStyle w:val="BodyText"/>
         <w:bidi/>
-        <w:jc w:val="right"/>
       </w:pPr>
       <w:r>
         <w:rPr>
@@ -2733,7 +2633,6 @@
       <w:pPr>
         <w:pStyle w:val="Heading3"/>
         <w:bidi/>
-        <w:jc w:val="right"/>
       </w:pPr>
       <w:r>
         <w:rPr>
@@ -2746,7 +2645,6 @@
       <w:pPr>
         <w:pStyle w:val="FirstParagraph"/>
         <w:bidi/>
-        <w:jc w:val="right"/>
       </w:pPr>
       <w:r>
         <w:rPr>
@@ -2804,7 +2702,6 @@
             <w:pPr>
               <w:pStyle w:val="Compact"/>
               <w:bidi/>
-              <w:jc w:val="right"/>
             </w:pPr>
             <w:r>
               <w:rPr>
@@ -2820,7 +2717,6 @@
             <w:pPr>
               <w:pStyle w:val="Compact"/>
               <w:bidi/>
-              <w:jc w:val="right"/>
             </w:pPr>
             <w:r>
               <w:rPr>
@@ -2836,7 +2732,6 @@
             <w:pPr>
               <w:pStyle w:val="Compact"/>
               <w:bidi/>
-              <w:jc w:val="right"/>
             </w:pPr>
             <w:r>
               <w:rPr>
@@ -2854,39 +2749,36 @@
             <w:pPr>
               <w:pStyle w:val="Compact"/>
               <w:bidi/>
-              <w:jc w:val="right"/>
-            </w:pPr>
-            <w:r>
-              <w:rPr>
-                <w:rtl/>
-              </w:rPr>
-              <w:t>_______________________________________________________</w:t>
-            </w:r>
-          </w:p>
-        </w:tc>
-        <w:tc>
-          <w:tcPr/>
-          <w:p>
-            <w:pPr>
-              <w:pStyle w:val="Compact"/>
-              <w:bidi/>
-              <w:jc w:val="right"/>
-            </w:pPr>
-            <w:r>
-              <w:rPr>
-                <w:rtl/>
-              </w:rPr>
-              <w:t>_______________________________________________________</w:t>
-            </w:r>
-          </w:p>
-        </w:tc>
-        <w:tc>
-          <w:tcPr/>
-          <w:p>
-            <w:pPr>
-              <w:pStyle w:val="Compact"/>
-              <w:bidi/>
-              <w:jc w:val="right"/>
+            </w:pPr>
+            <w:r>
+              <w:rPr>
+                <w:rtl/>
+              </w:rPr>
+              <w:t>_______________________________________________________</w:t>
+            </w:r>
+          </w:p>
+        </w:tc>
+        <w:tc>
+          <w:tcPr/>
+          <w:p>
+            <w:pPr>
+              <w:pStyle w:val="Compact"/>
+              <w:bidi/>
+            </w:pPr>
+            <w:r>
+              <w:rPr>
+                <w:rtl/>
+              </w:rPr>
+              <w:t>_______________________________________________________</w:t>
+            </w:r>
+          </w:p>
+        </w:tc>
+        <w:tc>
+          <w:tcPr/>
+          <w:p>
+            <w:pPr>
+              <w:pStyle w:val="Compact"/>
+              <w:bidi/>
             </w:pPr>
             <w:r>
               <w:rPr>
@@ -2904,39 +2796,36 @@
             <w:pPr>
               <w:pStyle w:val="Compact"/>
               <w:bidi/>
-              <w:jc w:val="right"/>
-            </w:pPr>
-            <w:r>
-              <w:rPr>
-                <w:rtl/>
-              </w:rPr>
-              <w:t>_______________________________________________________</w:t>
-            </w:r>
-          </w:p>
-        </w:tc>
-        <w:tc>
-          <w:tcPr/>
-          <w:p>
-            <w:pPr>
-              <w:pStyle w:val="Compact"/>
-              <w:bidi/>
-              <w:jc w:val="right"/>
-            </w:pPr>
-            <w:r>
-              <w:rPr>
-                <w:rtl/>
-              </w:rPr>
-              <w:t>_______________________________________________________</w:t>
-            </w:r>
-          </w:p>
-        </w:tc>
-        <w:tc>
-          <w:tcPr/>
-          <w:p>
-            <w:pPr>
-              <w:pStyle w:val="Compact"/>
-              <w:bidi/>
-              <w:jc w:val="right"/>
+            </w:pPr>
+            <w:r>
+              <w:rPr>
+                <w:rtl/>
+              </w:rPr>
+              <w:t>_______________________________________________________</w:t>
+            </w:r>
+          </w:p>
+        </w:tc>
+        <w:tc>
+          <w:tcPr/>
+          <w:p>
+            <w:pPr>
+              <w:pStyle w:val="Compact"/>
+              <w:bidi/>
+            </w:pPr>
+            <w:r>
+              <w:rPr>
+                <w:rtl/>
+              </w:rPr>
+              <w:t>_______________________________________________________</w:t>
+            </w:r>
+          </w:p>
+        </w:tc>
+        <w:tc>
+          <w:tcPr/>
+          <w:p>
+            <w:pPr>
+              <w:pStyle w:val="Compact"/>
+              <w:bidi/>
             </w:pPr>
             <w:r>
               <w:rPr>
@@ -2954,39 +2843,36 @@
             <w:pPr>
               <w:pStyle w:val="Compact"/>
               <w:bidi/>
-              <w:jc w:val="right"/>
-            </w:pPr>
-            <w:r>
-              <w:rPr>
-                <w:rtl/>
-              </w:rPr>
-              <w:t>_______________________________________________________</w:t>
-            </w:r>
-          </w:p>
-        </w:tc>
-        <w:tc>
-          <w:tcPr/>
-          <w:p>
-            <w:pPr>
-              <w:pStyle w:val="Compact"/>
-              <w:bidi/>
-              <w:jc w:val="right"/>
-            </w:pPr>
-            <w:r>
-              <w:rPr>
-                <w:rtl/>
-              </w:rPr>
-              <w:t>_______________________________________________________</w:t>
-            </w:r>
-          </w:p>
-        </w:tc>
-        <w:tc>
-          <w:tcPr/>
-          <w:p>
-            <w:pPr>
-              <w:pStyle w:val="Compact"/>
-              <w:bidi/>
-              <w:jc w:val="right"/>
+            </w:pPr>
+            <w:r>
+              <w:rPr>
+                <w:rtl/>
+              </w:rPr>
+              <w:t>_______________________________________________________</w:t>
+            </w:r>
+          </w:p>
+        </w:tc>
+        <w:tc>
+          <w:tcPr/>
+          <w:p>
+            <w:pPr>
+              <w:pStyle w:val="Compact"/>
+              <w:bidi/>
+            </w:pPr>
+            <w:r>
+              <w:rPr>
+                <w:rtl/>
+              </w:rPr>
+              <w:t>_______________________________________________________</w:t>
+            </w:r>
+          </w:p>
+        </w:tc>
+        <w:tc>
+          <w:tcPr/>
+          <w:p>
+            <w:pPr>
+              <w:pStyle w:val="Compact"/>
+              <w:bidi/>
             </w:pPr>
             <w:r>
               <w:rPr>
@@ -3002,7 +2888,6 @@
       <w:pPr>
         <w:pStyle w:val="BodyText"/>
         <w:bidi/>
-        <w:jc w:val="right"/>
       </w:pPr>
       <w:r>
         <w:rPr>
@@ -3016,7 +2901,6 @@
       <w:pPr>
         <w:pStyle w:val="Heading3"/>
         <w:bidi/>
-        <w:jc w:val="right"/>
       </w:pPr>
       <w:r>
         <w:rPr>
@@ -3029,7 +2913,6 @@
       <w:pPr>
         <w:pStyle w:val="FirstParagraph"/>
         <w:bidi/>
-        <w:jc w:val="right"/>
       </w:pPr>
       <w:r>
         <w:rPr>
@@ -3098,7 +2981,6 @@
       <w:pPr>
         <w:pStyle w:val="BodyText"/>
         <w:bidi/>
-        <w:jc w:val="right"/>
       </w:pPr>
       <w:r>
         <w:rPr>
@@ -3145,7 +3027,6 @@
     <w:p>
       <w:pPr>
         <w:bidi/>
-        <w:jc w:val="right"/>
       </w:pPr>
       <w:r>
         <w:rPr>
@@ -3163,7 +3044,6 @@
       <w:pPr>
         <w:pStyle w:val="Heading2"/>
         <w:bidi/>
-        <w:jc w:val="right"/>
       </w:pPr>
       <w:r>
         <w:rPr>
@@ -3176,7 +3056,6 @@
       <w:pPr>
         <w:pStyle w:val="FirstParagraph"/>
         <w:bidi/>
-        <w:jc w:val="right"/>
       </w:pPr>
       <w:r>
         <w:rPr>
@@ -3235,7 +3114,6 @@
             <w:pPr>
               <w:pStyle w:val="Compact"/>
               <w:bidi/>
-              <w:jc w:val="right"/>
             </w:pPr>
             <w:r>
               <w:rPr>
@@ -3251,7 +3129,6 @@
             <w:pPr>
               <w:pStyle w:val="Compact"/>
               <w:bidi/>
-              <w:jc w:val="right"/>
             </w:pPr>
             <w:r>
               <w:rPr>
@@ -3267,7 +3144,6 @@
             <w:pPr>
               <w:pStyle w:val="Compact"/>
               <w:bidi/>
-              <w:jc w:val="right"/>
             </w:pPr>
             <w:r>
               <w:rPr>
@@ -3283,7 +3159,6 @@
             <w:pPr>
               <w:pStyle w:val="Compact"/>
               <w:bidi/>
-              <w:jc w:val="right"/>
             </w:pPr>
             <w:r>
               <w:rPr>
@@ -3301,55 +3176,51 @@
             <w:pPr>
               <w:pStyle w:val="Compact"/>
               <w:bidi/>
-              <w:jc w:val="right"/>
-            </w:pPr>
-            <w:r>
-              <w:rPr>
-                <w:rtl/>
-              </w:rPr>
-              <w:t>_______________________________________________________</w:t>
-            </w:r>
-          </w:p>
-        </w:tc>
-        <w:tc>
-          <w:tcPr/>
-          <w:p>
-            <w:pPr>
-              <w:pStyle w:val="Compact"/>
-              <w:bidi/>
-              <w:jc w:val="right"/>
-            </w:pPr>
-            <w:r>
-              <w:rPr>
-                <w:rtl/>
-              </w:rPr>
-              <w:t>_______________________________________________________</w:t>
-            </w:r>
-          </w:p>
-        </w:tc>
-        <w:tc>
-          <w:tcPr/>
-          <w:p>
-            <w:pPr>
-              <w:pStyle w:val="Compact"/>
-              <w:bidi/>
-              <w:jc w:val="right"/>
-            </w:pPr>
-            <w:r>
-              <w:rPr>
-                <w:rtl/>
-              </w:rPr>
-              <w:t>_______________________________________________________</w:t>
-            </w:r>
-          </w:p>
-        </w:tc>
-        <w:tc>
-          <w:tcPr/>
-          <w:p>
-            <w:pPr>
-              <w:pStyle w:val="Compact"/>
-              <w:bidi/>
-              <w:jc w:val="right"/>
+            </w:pPr>
+            <w:r>
+              <w:rPr>
+                <w:rtl/>
+              </w:rPr>
+              <w:t>_______________________________________________________</w:t>
+            </w:r>
+          </w:p>
+        </w:tc>
+        <w:tc>
+          <w:tcPr/>
+          <w:p>
+            <w:pPr>
+              <w:pStyle w:val="Compact"/>
+              <w:bidi/>
+            </w:pPr>
+            <w:r>
+              <w:rPr>
+                <w:rtl/>
+              </w:rPr>
+              <w:t>_______________________________________________________</w:t>
+            </w:r>
+          </w:p>
+        </w:tc>
+        <w:tc>
+          <w:tcPr/>
+          <w:p>
+            <w:pPr>
+              <w:pStyle w:val="Compact"/>
+              <w:bidi/>
+            </w:pPr>
+            <w:r>
+              <w:rPr>
+                <w:rtl/>
+              </w:rPr>
+              <w:t>_______________________________________________________</w:t>
+            </w:r>
+          </w:p>
+        </w:tc>
+        <w:tc>
+          <w:tcPr/>
+          <w:p>
+            <w:pPr>
+              <w:pStyle w:val="Compact"/>
+              <w:bidi/>
             </w:pPr>
             <w:r>
               <w:rPr>
@@ -3367,55 +3238,51 @@
             <w:pPr>
               <w:pStyle w:val="Compact"/>
               <w:bidi/>
-              <w:jc w:val="right"/>
-            </w:pPr>
-            <w:r>
-              <w:rPr>
-                <w:rtl/>
-              </w:rPr>
-              <w:t>_______________________________________________________</w:t>
-            </w:r>
-          </w:p>
-        </w:tc>
-        <w:tc>
-          <w:tcPr/>
-          <w:p>
-            <w:pPr>
-              <w:pStyle w:val="Compact"/>
-              <w:bidi/>
-              <w:jc w:val="right"/>
-            </w:pPr>
-            <w:r>
-              <w:rPr>
-                <w:rtl/>
-              </w:rPr>
-              <w:t>_______________________________________________________</w:t>
-            </w:r>
-          </w:p>
-        </w:tc>
-        <w:tc>
-          <w:tcPr/>
-          <w:p>
-            <w:pPr>
-              <w:pStyle w:val="Compact"/>
-              <w:bidi/>
-              <w:jc w:val="right"/>
-            </w:pPr>
-            <w:r>
-              <w:rPr>
-                <w:rtl/>
-              </w:rPr>
-              <w:t>_______________________________________________________</w:t>
-            </w:r>
-          </w:p>
-        </w:tc>
-        <w:tc>
-          <w:tcPr/>
-          <w:p>
-            <w:pPr>
-              <w:pStyle w:val="Compact"/>
-              <w:bidi/>
-              <w:jc w:val="right"/>
+            </w:pPr>
+            <w:r>
+              <w:rPr>
+                <w:rtl/>
+              </w:rPr>
+              <w:t>_______________________________________________________</w:t>
+            </w:r>
+          </w:p>
+        </w:tc>
+        <w:tc>
+          <w:tcPr/>
+          <w:p>
+            <w:pPr>
+              <w:pStyle w:val="Compact"/>
+              <w:bidi/>
+            </w:pPr>
+            <w:r>
+              <w:rPr>
+                <w:rtl/>
+              </w:rPr>
+              <w:t>_______________________________________________________</w:t>
+            </w:r>
+          </w:p>
+        </w:tc>
+        <w:tc>
+          <w:tcPr/>
+          <w:p>
+            <w:pPr>
+              <w:pStyle w:val="Compact"/>
+              <w:bidi/>
+            </w:pPr>
+            <w:r>
+              <w:rPr>
+                <w:rtl/>
+              </w:rPr>
+              <w:t>_______________________________________________________</w:t>
+            </w:r>
+          </w:p>
+        </w:tc>
+        <w:tc>
+          <w:tcPr/>
+          <w:p>
+            <w:pPr>
+              <w:pStyle w:val="Compact"/>
+              <w:bidi/>
             </w:pPr>
             <w:r>
               <w:rPr>
@@ -3433,55 +3300,51 @@
             <w:pPr>
               <w:pStyle w:val="Compact"/>
               <w:bidi/>
-              <w:jc w:val="right"/>
-            </w:pPr>
-            <w:r>
-              <w:rPr>
-                <w:rtl/>
-              </w:rPr>
-              <w:t>_______________________________________________________</w:t>
-            </w:r>
-          </w:p>
-        </w:tc>
-        <w:tc>
-          <w:tcPr/>
-          <w:p>
-            <w:pPr>
-              <w:pStyle w:val="Compact"/>
-              <w:bidi/>
-              <w:jc w:val="right"/>
-            </w:pPr>
-            <w:r>
-              <w:rPr>
-                <w:rtl/>
-              </w:rPr>
-              <w:t>_______________________________________________________</w:t>
-            </w:r>
-          </w:p>
-        </w:tc>
-        <w:tc>
-          <w:tcPr/>
-          <w:p>
-            <w:pPr>
-              <w:pStyle w:val="Compact"/>
-              <w:bidi/>
-              <w:jc w:val="right"/>
-            </w:pPr>
-            <w:r>
-              <w:rPr>
-                <w:rtl/>
-              </w:rPr>
-              <w:t>_______________________________________________________</w:t>
-            </w:r>
-          </w:p>
-        </w:tc>
-        <w:tc>
-          <w:tcPr/>
-          <w:p>
-            <w:pPr>
-              <w:pStyle w:val="Compact"/>
-              <w:bidi/>
-              <w:jc w:val="right"/>
+            </w:pPr>
+            <w:r>
+              <w:rPr>
+                <w:rtl/>
+              </w:rPr>
+              <w:t>_______________________________________________________</w:t>
+            </w:r>
+          </w:p>
+        </w:tc>
+        <w:tc>
+          <w:tcPr/>
+          <w:p>
+            <w:pPr>
+              <w:pStyle w:val="Compact"/>
+              <w:bidi/>
+            </w:pPr>
+            <w:r>
+              <w:rPr>
+                <w:rtl/>
+              </w:rPr>
+              <w:t>_______________________________________________________</w:t>
+            </w:r>
+          </w:p>
+        </w:tc>
+        <w:tc>
+          <w:tcPr/>
+          <w:p>
+            <w:pPr>
+              <w:pStyle w:val="Compact"/>
+              <w:bidi/>
+            </w:pPr>
+            <w:r>
+              <w:rPr>
+                <w:rtl/>
+              </w:rPr>
+              <w:t>_______________________________________________________</w:t>
+            </w:r>
+          </w:p>
+        </w:tc>
+        <w:tc>
+          <w:tcPr/>
+          <w:p>
+            <w:pPr>
+              <w:pStyle w:val="Compact"/>
+              <w:bidi/>
             </w:pPr>
             <w:r>
               <w:rPr>
@@ -3632,7 +3495,6 @@
     <w:qFormat/>
     <w:pPr>
       <w:bidi/>
-      <w:jc w:val="right"/>
     </w:pPr>
     <w:rPr>
       <w:rtl/>
@@ -3646,7 +3508,6 @@
     <w:pPr>
       <w:spacing w:after="180" w:before="180"/>
       <w:bidi/>
-      <w:jc w:val="right"/>
     </w:pPr>
     <w:qFormat/>
     <w:rPr>
@@ -3661,7 +3522,6 @@
     <w:qFormat/>
     <w:pPr>
       <w:bidi/>
-      <w:jc w:val="right"/>
     </w:pPr>
     <w:rPr>
       <w:rtl/>
@@ -3675,7 +3535,6 @@
     <w:pPr>
       <w:spacing w:after="36" w:before="36"/>
       <w:bidi/>
-      <w:jc w:val="right"/>
     </w:pPr>
     <w:rPr>
       <w:rtl/>
@@ -3691,7 +3550,6 @@
       <w:keepNext/>
       <w:keepLines/>
       <w:spacing w:after="240" w:before="480"/>
-      <w:jc w:val="right"/>
       <w:bidi/>
     </w:pPr>
     <w:rPr>
@@ -3713,7 +3571,6 @@
       <w:keepNext/>
       <w:keepLines/>
       <w:spacing w:after="240" w:before="240"/>
-      <w:jc w:val="right"/>
       <w:bidi/>
     </w:pPr>
     <w:rPr>
@@ -3730,7 +3587,6 @@
     <w:pPr>
       <w:keepNext/>
       <w:keepLines/>
-      <w:jc w:val="right"/>
       <w:bidi/>
     </w:pPr>
     <w:rPr>
@@ -3745,7 +3601,6 @@
     <w:pPr>
       <w:keepNext/>
       <w:keepLines/>
-      <w:jc w:val="right"/>
       <w:bidi/>
     </w:pPr>
     <w:rPr>
@@ -3761,7 +3616,6 @@
     <w:pPr>
       <w:keepNext/>
       <w:keepLines/>
-      <w:jc w:val="right"/>
       <w:spacing w:after="0" w:before="300"/>
       <w:bidi/>
     </w:pPr>
@@ -3785,7 +3639,6 @@
       <w:keepLines/>
       <w:spacing w:after="300" w:before="100"/>
       <w:bidi/>
-      <w:jc w:val="right"/>
     </w:pPr>
     <w:rPr>
       <w:sz w:val="20"/>
@@ -3801,7 +3654,6 @@
     <w:qFormat/>
     <w:pPr>
       <w:bidi/>
-      <w:jc w:val="right"/>
     </w:pPr>
     <w:rPr>
       <w:rtl/>
@@ -3820,7 +3672,6 @@
       <w:spacing w:after="0" w:before="480"/>
       <w:outlineLvl w:val="0"/>
       <w:bidi/>
-      <w:jc w:val="right"/>
     </w:pPr>
     <w:rPr>
       <w:rFonts w:asciiTheme="majorHAnsi" w:cs="David" w:cstheme="majorBidi" w:eastAsiaTheme="majorEastAsia" w:hAnsiTheme="majorHAnsi"/>
@@ -3845,7 +3696,6 @@
       <w:spacing w:after="0" w:before="200"/>
       <w:outlineLvl w:val="1"/>
       <w:bidi/>
-      <w:jc w:val="right"/>
     </w:pPr>
     <w:rPr>
       <w:rFonts w:asciiTheme="majorHAnsi" w:cs="David" w:cstheme="majorBidi" w:eastAsiaTheme="majorEastAsia" w:hAnsiTheme="majorHAnsi"/>
@@ -3870,7 +3720,6 @@
       <w:spacing w:after="0" w:before="200"/>
       <w:outlineLvl w:val="2"/>
       <w:bidi/>
-      <w:jc w:val="right"/>
     </w:pPr>
     <w:rPr>
       <w:rFonts w:asciiTheme="majorHAnsi" w:cs="David" w:cstheme="majorBidi" w:eastAsiaTheme="majorEastAsia" w:hAnsiTheme="majorHAnsi"/>
@@ -3895,7 +3744,6 @@
       <w:spacing w:after="0" w:before="200"/>
       <w:outlineLvl w:val="3"/>
       <w:bidi/>
-      <w:jc w:val="right"/>
     </w:pPr>
     <w:rPr>
       <w:rFonts w:asciiTheme="majorHAnsi" w:cs="David" w:cstheme="majorBidi" w:eastAsiaTheme="majorEastAsia" w:hAnsiTheme="majorHAnsi"/>
@@ -3920,7 +3768,6 @@
       <w:spacing w:after="0" w:before="200"/>
       <w:outlineLvl w:val="4"/>
       <w:bidi/>
-      <w:jc w:val="right"/>
     </w:pPr>
     <w:rPr>
       <w:rFonts w:asciiTheme="majorHAnsi" w:cs="David" w:cstheme="majorBidi" w:eastAsiaTheme="majorEastAsia" w:hAnsiTheme="majorHAnsi"/>
@@ -3944,7 +3791,6 @@
       <w:spacing w:after="0" w:before="200"/>
       <w:outlineLvl w:val="5"/>
       <w:bidi/>
-      <w:jc w:val="right"/>
     </w:pPr>
     <w:rPr>
       <w:rFonts w:asciiTheme="majorHAnsi" w:cs="David" w:cstheme="majorBidi" w:eastAsiaTheme="majorEastAsia" w:hAnsiTheme="majorHAnsi"/>
@@ -3967,7 +3813,6 @@
       <w:spacing w:after="0" w:before="200"/>
       <w:outlineLvl w:val="6"/>
       <w:bidi/>
-      <w:jc w:val="right"/>
     </w:pPr>
     <w:rPr>
       <w:rFonts w:asciiTheme="majorHAnsi" w:cs="David" w:cstheme="majorBidi" w:eastAsiaTheme="majorEastAsia" w:hAnsiTheme="majorHAnsi"/>
@@ -3990,7 +3835,6 @@
       <w:spacing w:after="0" w:before="200"/>
       <w:outlineLvl w:val="7"/>
       <w:bidi/>
-      <w:jc w:val="right"/>
     </w:pPr>
     <w:rPr>
       <w:rFonts w:asciiTheme="majorHAnsi" w:cs="David" w:cstheme="majorBidi" w:eastAsiaTheme="majorEastAsia" w:hAnsiTheme="majorHAnsi"/>
@@ -4013,7 +3857,6 @@
       <w:spacing w:after="0" w:before="200"/>
       <w:outlineLvl w:val="8"/>
       <w:bidi/>
-      <w:jc w:val="right"/>
     </w:pPr>
     <w:rPr>
       <w:rFonts w:asciiTheme="majorHAnsi" w:cs="David" w:cstheme="majorBidi" w:eastAsiaTheme="majorEastAsia" w:hAnsiTheme="majorHAnsi"/>
@@ -4034,7 +3877,6 @@
       <w:spacing w:after="100" w:before="100"/>
       <w:ind w:firstLine="0" w:left="480" w:right="480"/>
       <w:bidi/>
-      <w:jc w:val="right"/>
     </w:pPr>
     <w:rPr>
       <w:rtl/>
@@ -4050,7 +3892,6 @@
     <w:qFormat/>
     <w:pPr>
       <w:bidi/>
-      <w:jc w:val="right"/>
     </w:pPr>
     <w:rPr>
       <w:rtl/>
@@ -4102,7 +3943,6 @@
       <w:keepLines/>
       <w:spacing w:after="0"/>
       <w:bidi/>
-      <w:jc w:val="right"/>
     </w:pPr>
     <w:rPr>
       <w:b/>
@@ -4115,7 +3955,6 @@
     <w:basedOn w:val="Normal"/>
     <w:pPr>
       <w:bidi/>
-      <w:jc w:val="right"/>
     </w:pPr>
     <w:rPr>
       <w:rtl/>
@@ -4129,7 +3968,6 @@
     <w:pPr>
       <w:spacing w:after="120" w:before="0"/>
       <w:bidi/>
-      <w:jc w:val="right"/>
     </w:pPr>
     <w:rPr>
       <w:i/>
@@ -4143,7 +3981,6 @@
     <w:pPr>
       <w:keepNext/>
       <w:bidi/>
-      <w:jc w:val="right"/>
     </w:pPr>
     <w:rPr>
       <w:rtl/>
@@ -4155,7 +3992,6 @@
     <w:basedOn w:val="Caption"/>
     <w:pPr>
       <w:bidi/>
-      <w:jc w:val="right"/>
     </w:pPr>
     <w:rPr>
       <w:rtl/>
@@ -4167,7 +4003,6 @@
     <w:basedOn w:val="Normal"/>
     <w:pPr>
       <w:bidi/>
-      <w:jc w:val="right"/>
     </w:pPr>
     <w:rPr>
       <w:rtl/>
@@ -4180,7 +4015,6 @@
     <w:pPr>
       <w:keepNext/>
       <w:bidi/>
-      <w:jc w:val="right"/>
     </w:pPr>
     <w:rPr>
       <w:rtl/>
@@ -4229,7 +4063,6 @@
       <w:spacing w:before="240" w:line="259" w:lineRule="auto"/>
       <w:outlineLvl w:val="9"/>
       <w:bidi/>
-      <w:jc w:val="right"/>
     </w:pPr>
     <w:rPr>
       <w:rFonts w:asciiTheme="majorHAnsi" w:cs="David" w:cstheme="majorBidi" w:eastAsiaTheme="majorEastAsia" w:hAnsiTheme="majorHAnsi"/>

--- a/dist/word/strategy-document.docx
+++ b/dist/word/strategy-document.docx
@@ -2,7 +2,7 @@
 <file path=word/document.xml><?xml version="1.0" encoding="utf-8"?>
 <w:document xmlns:w="http://schemas.openxmlformats.org/wordprocessingml/2006/main" xmlns:m="http://schemas.openxmlformats.org/officeDocument/2006/math" xmlns:r="http://schemas.openxmlformats.org/officeDocument/2006/relationships" xmlns:o="urn:schemas-microsoft-com:office:office" xmlns:v="urn:schemas-microsoft-com:vml" xmlns:w10="urn:schemas-microsoft-com:office:word" xmlns:a="http://schemas.openxmlformats.org/drawingml/2006/main" xmlns:pic="http://schemas.openxmlformats.org/drawingml/2006/picture" xmlns:wp="http://schemas.openxmlformats.org/drawingml/2006/wordprocessingDrawing">
   <w:body>
-    <w:bookmarkStart w:id="34" w:name="מסמך-אסטרטגי-strategy-document"/>
+    <w:bookmarkStart w:id="33" w:name="מסמך-אסטרטגי-strategy-document"/>
     <w:p>
       <w:pPr>
         <w:pStyle w:val="Heading1"/>
@@ -22,85 +22,9 @@
       </w:pPr>
       <w:r>
         <w:rPr>
-          <w:iCs/>
-          <w:i/>
-          <w:rtl/>
-        </w:rPr>
-        <w:t xml:space="preserve">הסבר כללי:</w:t>
-      </w:r>
-      <w:r>
-        <w:rPr>
-          <w:rtl/>
-        </w:rPr>
-        <w:t xml:space="preserve"> </w:t>
-      </w:r>
-      <w:r>
-        <w:rPr>
-          <w:rtl/>
-        </w:rPr>
-        <w:t xml:space="preserve">זהו מסמך האסטרטגיה של החברה להנהלה ולדירקטוריון. מלאו את כל השדות</w:t>
-      </w:r>
-      <w:r>
-        <w:rPr>
-          <w:rtl/>
-        </w:rPr>
-        <w:t xml:space="preserve"> </w:t>
-      </w:r>
-      <w:r>
-        <w:rPr>
-          <w:rtl/>
-        </w:rPr>
-        <w:t xml:space="preserve">המסומנים בקו תחתון על בסיס נתונים אמיתיים בלבד (דוחות, נתונים פנימיים, דיווחי</w:t>
-      </w:r>
-      <w:r>
-        <w:rPr>
-          <w:rtl/>
-        </w:rPr>
-        <w:t xml:space="preserve"> </w:t>
-      </w:r>
-      <w:r>
-        <w:rPr>
-          <w:rtl/>
-        </w:rPr>
-        <w:t xml:space="preserve">בורסה). מה שאינכם יודעים — השאירו ריק ואל תמציאו.</w:t>
-      </w:r>
-      <w:r>
-        <w:rPr>
-          <w:rtl/>
-        </w:rPr>
-        <w:t xml:space="preserve"> </w:t>
-      </w:r>
-      <w:r>
-        <w:rPr>
-          <w:iCs/>
-          <w:i/>
-          <w:rtl/>
-        </w:rPr>
-        <w:t xml:space="preserve">General:</w:t>
-      </w:r>
-      <w:r>
-        <w:rPr>
-          <w:rtl/>
-        </w:rPr>
-        <w:t xml:space="preserve"> </w:t>
-      </w:r>
-      <w:r>
-        <w:rPr>
-          <w:rtl/>
-        </w:rPr>
-        <w:t xml:space="preserve">the company’s</w:t>
-      </w:r>
-      <w:r>
-        <w:rPr>
-          <w:rtl/>
-        </w:rPr>
-        <w:t xml:space="preserve"> </w:t>
-      </w:r>
-      <w:r>
-        <w:rPr>
-          <w:rtl/>
-        </w:rPr>
-        <w:t xml:space="preserve">board-level strategy. Fill every underlined line with real, sourced data only.</w:t>
+          <w:rtl/>
+        </w:rPr>
+        <w:t xml:space="preserve">זהו מסמך האסטרטגיה של החברה להנהלה ולדירקטוריון. מלאו את כל השדות המסומנים בקו תחתון על בסיס נתונים אמיתיים בלבד (דוחות, נתונים פנימיים, דיווחי בורסה). מה שאינכם יודעים — השאירו ריק ואל תמציאו.</w:t>
       </w:r>
     </w:p>
     <w:p>
@@ -116,38 +40,12 @@
         </w:rPr>
         <w:t xml:space="preserve">שם החברה / Company legal name</w:t>
       </w:r>
-      <w:r>
-        <w:rPr>
-          <w:rtl/>
-        </w:rPr>
-        <w:t xml:space="preserve"> </w:t>
-      </w:r>
-      <w:r>
-        <w:rPr>
-          <w:iCs/>
-          <w:i/>
-          <w:rtl/>
-        </w:rPr>
-        <w:t xml:space="preserve">מה למלא:</w:t>
-      </w:r>
-      <w:r>
-        <w:rPr>
-          <w:rtl/>
-        </w:rPr>
-        <w:t xml:space="preserve"> </w:t>
-      </w:r>
-      <w:r>
-        <w:rPr>
-          <w:rtl/>
-        </w:rPr>
-        <w:t xml:space="preserve">השם המשפטי המלא של החברה.</w:t>
-      </w:r>
-      <w:r>
-        <w:rPr>
-          <w:rtl/>
-        </w:rPr>
-        <w:t xml:space="preserve"> </w:t>
-      </w:r>
+    </w:p>
+    <w:p>
+      <w:pPr>
+        <w:pStyle w:val="BodyText"/>
+        <w:bidi/>
+      </w:pPr>
       <w:r>
         <w:rPr>
           <w:rtl/>
@@ -176,30 +74,16 @@
       </w:r>
       <w:r>
         <w:rPr>
-          <w:iCs/>
-          <w:i/>
-          <w:rtl/>
-        </w:rPr>
-        <w:t xml:space="preserve">מה למלא:</w:t>
-      </w:r>
-      <w:r>
-        <w:rPr>
-          <w:rtl/>
-        </w:rPr>
-        <w:t xml:space="preserve"> </w:t>
-      </w:r>
-      <w:r>
-        <w:rPr>
-          <w:rtl/>
-        </w:rPr>
-        <w:t xml:space="preserve">סמנו אם זו אסטרטגיה ממוקדת (קצרה) או אסטרטגיה רב-שנתית מלאה לדירקטוריון.</w:t>
-      </w:r>
-      <w:r>
-        <w:rPr>
-          <w:rtl/>
-        </w:rPr>
-        <w:t xml:space="preserve"> </w:t>
-      </w:r>
+          <w:rtl/>
+        </w:rPr>
+        <w:t xml:space="preserve">— אסטרטגיה ממוקדת / אסטרטגיה רב-שנתית</w:t>
+      </w:r>
+    </w:p>
+    <w:p>
+      <w:pPr>
+        <w:pStyle w:val="BodyText"/>
+        <w:bidi/>
+      </w:pPr>
       <w:r>
         <w:rPr>
           <w:rtl/>
@@ -230,40 +114,14 @@
         <w:rPr>
           <w:rtl/>
         </w:rPr>
-        <w:t xml:space="preserve">—</w:t>
-      </w:r>
-      <w:r>
-        <w:rPr>
-          <w:rtl/>
-        </w:rPr>
-        <w:t xml:space="preserve"> </w:t>
-      </w:r>
-      <w:r>
-        <w:rPr>
-          <w:iCs/>
-          <w:i/>
-          <w:rtl/>
-        </w:rPr>
-        <w:t xml:space="preserve">מה למלא:</w:t>
-      </w:r>
-      <w:r>
-        <w:rPr>
-          <w:rtl/>
-        </w:rPr>
-        <w:t xml:space="preserve"> </w:t>
-      </w:r>
-      <w:r>
-        <w:rPr>
-          <w:rtl/>
-        </w:rPr>
-        <w:t xml:space="preserve">טווח השנים שהתכנית מכסה (לדוגמה 2026–2030).</w:t>
-      </w:r>
-      <w:r>
-        <w:rPr>
-          <w:rtl/>
-        </w:rPr>
-        <w:t xml:space="preserve"> </w:t>
-      </w:r>
+        <w:t xml:space="preserve">— לדוגמה 2026–2030</w:t>
+      </w:r>
+    </w:p>
+    <w:p>
+      <w:pPr>
+        <w:pStyle w:val="BodyText"/>
+        <w:bidi/>
+      </w:pPr>
       <w:r>
         <w:rPr>
           <w:rtl/>
@@ -284,17 +142,17 @@
         </w:rPr>
         <w:t xml:space="preserve">תאריך / Date</w:t>
       </w:r>
-      <w:r>
-        <w:rPr>
-          <w:rtl/>
-        </w:rPr>
-        <w:t xml:space="preserve"> </w:t>
-      </w:r>
-      <w:r>
-        <w:rPr>
-          <w:rtl/>
-        </w:rPr>
-        <w:t>— _______________________________________________________</w:t>
+    </w:p>
+    <w:p>
+      <w:pPr>
+        <w:pStyle w:val="BodyText"/>
+        <w:bidi/>
+      </w:pPr>
+      <w:r>
+        <w:rPr>
+          <w:rtl/>
+        </w:rPr>
+        <w:t>_______________________________________________________</w:t>
       </w:r>
     </w:p>
     <w:p>
@@ -356,11 +214,9 @@
       </w:pPr>
       <w:r>
         <w:rPr>
-          <w:iCs/>
-          <w:i/>
-          <w:rtl/>
-        </w:rPr>
-        <w:t xml:space="preserve">הסבר:</w:t>
+          <w:rtl/>
+        </w:rPr>
+        <w:t xml:space="preserve">חלק זה הוא הבסיס העובדתי של האסטרטגיה. כל נתון כאן חייב להיות מגובה במקור. זו</w:t>
       </w:r>
       <w:r>
         <w:rPr>
@@ -372,7 +228,19 @@
         <w:rPr>
           <w:rtl/>
         </w:rPr>
-        <w:t xml:space="preserve">חלק זה הוא הבסיס העובדתי של האסטרטגיה. כל נתון כאן חייב להיות מגובה במקור.</w:t>
+        <w:t xml:space="preserve">“</w:t>
+      </w:r>
+      <w:r>
+        <w:rPr>
+          <w:rtl/>
+        </w:rPr>
+        <w:t xml:space="preserve">נקודת ההתחלה</w:t>
+      </w:r>
+      <w:r>
+        <w:rPr>
+          <w:rtl/>
+        </w:rPr>
+        <w:t xml:space="preserve">”</w:t>
       </w:r>
       <w:r>
         <w:rPr>
@@ -384,42 +252,6 @@
         <w:rPr>
           <w:rtl/>
         </w:rPr>
-        <w:t xml:space="preserve">זו</w:t>
-      </w:r>
-      <w:r>
-        <w:rPr>
-          <w:rtl/>
-        </w:rPr>
-        <w:t xml:space="preserve"> </w:t>
-      </w:r>
-      <w:r>
-        <w:rPr>
-          <w:rtl/>
-        </w:rPr>
-        <w:t xml:space="preserve">“</w:t>
-      </w:r>
-      <w:r>
-        <w:rPr>
-          <w:rtl/>
-        </w:rPr>
-        <w:t xml:space="preserve">נקודת ההתחלה</w:t>
-      </w:r>
-      <w:r>
-        <w:rPr>
-          <w:rtl/>
-        </w:rPr>
-        <w:t xml:space="preserve">”</w:t>
-      </w:r>
-      <w:r>
-        <w:rPr>
-          <w:rtl/>
-        </w:rPr>
-        <w:t xml:space="preserve"> </w:t>
-      </w:r>
-      <w:r>
-        <w:rPr>
-          <w:rtl/>
-        </w:rPr>
         <w:t xml:space="preserve">שעליה נשענות כל ההמלצות בהמשך.</w:t>
       </w:r>
     </w:p>
@@ -443,78 +275,56 @@
       </w:pPr>
       <w:r>
         <w:rPr>
-          <w:iCs/>
-          <w:i/>
-          <w:rtl/>
-        </w:rPr>
-        <w:t xml:space="preserve">מה למלא:</w:t>
-      </w:r>
-      <w:r>
-        <w:rPr>
-          <w:rtl/>
-        </w:rPr>
-        <w:t xml:space="preserve"> </w:t>
-      </w:r>
-      <w:r>
-        <w:rPr>
-          <w:rtl/>
-        </w:rPr>
-        <w:t xml:space="preserve">שנת ההקמה והרקע (כיצד נוסדה החברה), שרשרת הבעלות והשליטה — מיהו בעל</w:t>
-      </w:r>
-      <w:r>
-        <w:rPr>
-          <w:rtl/>
-        </w:rPr>
-        <w:t xml:space="preserve"> </w:t>
-      </w:r>
-      <w:r>
-        <w:rPr>
-          <w:rtl/>
-        </w:rPr>
-        <w:t xml:space="preserve">השליטה, אחוז ההחזקה, ומיהו בעל השליטה האולטימטיבי; הבורסה והמדדים שבהם נסחרת</w:t>
-      </w:r>
-      <w:r>
-        <w:rPr>
-          <w:rtl/>
-        </w:rPr>
-        <w:t xml:space="preserve"> </w:t>
-      </w:r>
-      <w:r>
-        <w:rPr>
-          <w:rtl/>
-        </w:rPr>
-        <w:t xml:space="preserve">החברה; דירוג האשראי; ונושאי המשרה המרכזיים (יו”ר הדירקטוריון, מנכ”ל, ומועד מינוי).</w:t>
-      </w:r>
-    </w:p>
-    <w:p>
-      <w:pPr>
-        <w:pStyle w:val="BodyText"/>
-        <w:bidi/>
-      </w:pPr>
-      <w:r>
-        <w:rPr>
-          <w:rtl/>
-        </w:rPr>
-        <w:t xml:space="preserve">הקמה והיסטוריה / Founding &amp; history:</w:t>
-      </w:r>
-      <w:r>
-        <w:rPr>
-          <w:rtl/>
-        </w:rPr>
-        <w:t xml:space="preserve"> </w:t>
-      </w:r>
+          <w:rtl/>
+        </w:rPr>
+        <w:t xml:space="preserve">מה למלא: שנת ההקמה והרקע; שרשרת הבעלות והשליטה (בעל שליטה, אחוז החזקה, בעל שליטה אולטימטיבי); הבורסה והמדדים; דירוג האשראי; ונושאי המשרה המרכזיים (יו”ר, מנכ”ל ומועד מינוי).</w:t>
+      </w:r>
+    </w:p>
+    <w:p>
+      <w:pPr>
+        <w:pStyle w:val="BodyText"/>
+        <w:bidi/>
+      </w:pPr>
+      <w:r>
+        <w:rPr>
+          <w:bCs/>
+          <w:b/>
+          <w:rtl/>
+        </w:rPr>
+        <w:t xml:space="preserve">הקמה והיסטוריה / Founding &amp; history</w:t>
+      </w:r>
+    </w:p>
+    <w:p>
+      <w:pPr>
+        <w:pStyle w:val="BodyText"/>
+        <w:bidi/>
+      </w:pPr>
       <w:r>
         <w:rPr>
           <w:rtl/>
         </w:rPr>
         <w:t>_______________________________________________________</w:t>
       </w:r>
-      <w:r>
-        <w:rPr>
-          <w:rtl/>
-        </w:rPr>
-        <w:t xml:space="preserve"> </w:t>
-      </w:r>
+    </w:p>
+    <w:p>
+      <w:pPr>
+        <w:pStyle w:val="BodyText"/>
+        <w:bidi/>
+      </w:pPr>
+      <w:r>
+        <w:rPr>
+          <w:bCs/>
+          <w:b/>
+          <w:rtl/>
+        </w:rPr>
+        <w:t xml:space="preserve">בעלות ושליטה / Ownership &amp; control</w:t>
+      </w:r>
+    </w:p>
+    <w:p>
+      <w:pPr>
+        <w:pStyle w:val="BodyText"/>
+        <w:bidi/>
+      </w:pPr>
       <w:r>
         <w:rPr>
           <w:rtl/>
@@ -529,28 +339,44 @@
       </w:pPr>
       <w:r>
         <w:rPr>
-          <w:rtl/>
-        </w:rPr>
-        <w:t xml:space="preserve">בעלות ושליטה (בעל שליטה, % החזקה, בעל שליטה אולטימטיבי) / Ownership &amp; control:</w:t>
-      </w:r>
-      <w:r>
-        <w:rPr>
-          <w:rtl/>
-        </w:rPr>
-        <w:t xml:space="preserve"> </w:t>
-      </w:r>
+          <w:bCs/>
+          <w:b/>
+          <w:rtl/>
+        </w:rPr>
+        <w:t xml:space="preserve">מסחר בבורסה ומדדים / Listing &amp; indices</w:t>
+      </w:r>
+    </w:p>
+    <w:p>
+      <w:pPr>
+        <w:pStyle w:val="BodyText"/>
+        <w:bidi/>
+      </w:pPr>
       <w:r>
         <w:rPr>
           <w:rtl/>
         </w:rPr>
         <w:t>_______________________________________________________</w:t>
       </w:r>
-      <w:r>
-        <w:rPr>
-          <w:rtl/>
-        </w:rPr>
-        <w:t xml:space="preserve"> </w:t>
-      </w:r>
+    </w:p>
+    <w:p>
+      <w:pPr>
+        <w:pStyle w:val="BodyText"/>
+        <w:bidi/>
+      </w:pPr>
+      <w:r>
+        <w:rPr>
+          <w:bCs/>
+          <w:b/>
+          <w:rtl/>
+        </w:rPr>
+        <w:t xml:space="preserve">דירוג אשראי / Credit rating</w:t>
+      </w:r>
+    </w:p>
+    <w:p>
+      <w:pPr>
+        <w:pStyle w:val="BodyText"/>
+        <w:bidi/>
+      </w:pPr>
       <w:r>
         <w:rPr>
           <w:rtl/>
@@ -565,16 +391,18 @@
       </w:pPr>
       <w:r>
         <w:rPr>
-          <w:rtl/>
-        </w:rPr>
-        <w:t xml:space="preserve">מסחר בבורסה ומדדים / Listing &amp; indices:</w:t>
-      </w:r>
-      <w:r>
-        <w:rPr>
-          <w:rtl/>
-        </w:rPr>
-        <w:t xml:space="preserve"> </w:t>
-      </w:r>
+          <w:bCs/>
+          <w:b/>
+          <w:rtl/>
+        </w:rPr>
+        <w:t xml:space="preserve">נושאי משרה מרכזיים / Key officers</w:t>
+      </w:r>
+    </w:p>
+    <w:p>
+      <w:pPr>
+        <w:pStyle w:val="BodyText"/>
+        <w:bidi/>
+      </w:pPr>
       <w:r>
         <w:rPr>
           <w:rtl/>
@@ -587,54 +415,6 @@
         <w:pStyle w:val="BodyText"/>
         <w:bidi/>
       </w:pPr>
-      <w:r>
-        <w:rPr>
-          <w:rtl/>
-        </w:rPr>
-        <w:t xml:space="preserve">דירוג אשראי / Credit rating:</w:t>
-      </w:r>
-      <w:r>
-        <w:rPr>
-          <w:rtl/>
-        </w:rPr>
-        <w:t xml:space="preserve"> </w:t>
-      </w:r>
-      <w:r>
-        <w:rPr>
-          <w:rtl/>
-        </w:rPr>
-        <w:t>_______________________________________________________</w:t>
-      </w:r>
-    </w:p>
-    <w:p>
-      <w:pPr>
-        <w:pStyle w:val="BodyText"/>
-        <w:bidi/>
-      </w:pPr>
-      <w:r>
-        <w:rPr>
-          <w:rtl/>
-        </w:rPr>
-        <w:t xml:space="preserve">נושאי משרה מרכזיים (יו”ר, מנכ”ל ומועד מינוי) / Key officers:</w:t>
-      </w:r>
-      <w:r>
-        <w:rPr>
-          <w:rtl/>
-        </w:rPr>
-        <w:t xml:space="preserve"> </w:t>
-      </w:r>
-      <w:r>
-        <w:rPr>
-          <w:rtl/>
-        </w:rPr>
-        <w:t>_______________________________________________________</w:t>
-      </w:r>
-      <w:r>
-        <w:rPr>
-          <w:rtl/>
-        </w:rPr>
-        <w:t xml:space="preserve"> </w:t>
-      </w:r>
       <w:r>
         <w:rPr>
           <w:rtl/>
@@ -662,47 +442,9 @@
       </w:pPr>
       <w:r>
         <w:rPr>
-          <w:iCs/>
-          <w:i/>
-          <w:rtl/>
-        </w:rPr>
-        <w:t xml:space="preserve">מה למלא:</w:t>
-      </w:r>
-      <w:r>
-        <w:rPr>
-          <w:rtl/>
-        </w:rPr>
-        <w:t xml:space="preserve"> </w:t>
-      </w:r>
-      <w:r>
-        <w:rPr>
-          <w:rtl/>
-        </w:rPr>
-        <w:t xml:space="preserve">שורה אחת לכל תחום פעילות / קו עסקים. בכל שורה ציינו את היקף הפעילות</w:t>
-      </w:r>
-      <w:r>
-        <w:rPr>
-          <w:rtl/>
-        </w:rPr>
-        <w:t xml:space="preserve"> </w:t>
-      </w:r>
-      <w:r>
-        <w:rPr>
-          <w:rtl/>
-        </w:rPr>
-        <w:t xml:space="preserve">(לדוגמה שטח במ”ר, מספר יחידות), השווי, ה-NOI או ההכנסה השנתית, שיעור התפוסה/הניצול,</w:t>
-      </w:r>
-      <w:r>
-        <w:rPr>
-          <w:rtl/>
-        </w:rPr>
-        <w:t xml:space="preserve"> </w:t>
-      </w:r>
-      <w:r>
-        <w:rPr>
-          <w:rtl/>
-        </w:rPr>
-        <w:t xml:space="preserve">והערות מהותיות (שוכרים/לקוחות עיקריים, חוזים ארוכי טווח). הוסיפו שורות לפי הצורך.</w:t>
+          <w:rtl/>
+        </w:rPr>
+        <w:t xml:space="preserve">מה למלא: שורה אחת לכל תחום פעילות. בכל שורה — היקף הפעילות (שטח/יחידות), השווי, ה-NOI או ההכנסה השנתית, שיעור התפוסה/הניצול, והערות מהותיות (שוכרים/לקוחות עיקריים, חוזים). הוסיפו שורות לפי הצורך.</w:t>
       </w:r>
     </w:p>
     <w:tbl>
@@ -731,6 +473,7 @@
             <w:pPr>
               <w:pStyle w:val="Compact"/>
               <w:bidi/>
+              <w:jc w:val="center"/>
             </w:pPr>
             <w:r>
               <w:rPr>
@@ -746,6 +489,7 @@
             <w:pPr>
               <w:pStyle w:val="Compact"/>
               <w:bidi/>
+              <w:jc w:val="center"/>
             </w:pPr>
             <w:r>
               <w:rPr>
@@ -761,6 +505,7 @@
             <w:pPr>
               <w:pStyle w:val="Compact"/>
               <w:bidi/>
+              <w:jc w:val="center"/>
             </w:pPr>
             <w:r>
               <w:rPr>
@@ -776,6 +521,7 @@
             <w:pPr>
               <w:pStyle w:val="Compact"/>
               <w:bidi/>
+              <w:jc w:val="center"/>
             </w:pPr>
             <w:r>
               <w:rPr>
@@ -791,6 +537,7 @@
             <w:pPr>
               <w:pStyle w:val="Compact"/>
               <w:bidi/>
+              <w:jc w:val="center"/>
             </w:pPr>
             <w:r>
               <w:rPr>
@@ -806,6 +553,7 @@
             <w:pPr>
               <w:pStyle w:val="Compact"/>
               <w:bidi/>
+              <w:jc w:val="center"/>
             </w:pPr>
             <w:r>
               <w:rPr>
@@ -1100,28 +848,30 @@
       </w:pPr>
       <w:r>
         <w:rPr>
-          <w:rtl/>
-        </w:rPr>
-        <w:t xml:space="preserve">שותפים / לקוחות מהותיים (ריכוזיות, חוזים עיקריים) / Key counterparties:</w:t>
-      </w:r>
-      <w:r>
-        <w:rPr>
-          <w:rtl/>
-        </w:rPr>
-        <w:t xml:space="preserve"> </w:t>
-      </w:r>
+          <w:bCs/>
+          <w:b/>
+          <w:rtl/>
+        </w:rPr>
+        <w:t xml:space="preserve">שותפים / לקוחות מהותיים (ריכוזיות, חוזים עיקריים) / Key counterparties</w:t>
+      </w:r>
+    </w:p>
+    <w:p>
+      <w:pPr>
+        <w:pStyle w:val="BodyText"/>
+        <w:bidi/>
+      </w:pPr>
       <w:r>
         <w:rPr>
           <w:rtl/>
         </w:rPr>
         <w:t>_______________________________________________________</w:t>
       </w:r>
-      <w:r>
-        <w:rPr>
-          <w:rtl/>
-        </w:rPr>
-        <w:t xml:space="preserve"> </w:t>
-      </w:r>
+    </w:p>
+    <w:p>
+      <w:pPr>
+        <w:pStyle w:val="BodyText"/>
+        <w:bidi/>
+      </w:pPr>
       <w:r>
         <w:rPr>
           <w:rtl/>
@@ -1149,11 +899,9 @@
       </w:pPr>
       <w:r>
         <w:rPr>
-          <w:iCs/>
-          <w:i/>
-          <w:rtl/>
-        </w:rPr>
-        <w:t xml:space="preserve">מה למלא:</w:t>
+          <w:rtl/>
+        </w:rPr>
+        <w:t xml:space="preserve">מה למלא: הנתונים הפיננסיים המרכזיים נכון לתום השנה האחרונה. בעמודת</w:t>
       </w:r>
       <w:r>
         <w:rPr>
@@ -1165,7 +913,19 @@
         <w:rPr>
           <w:rtl/>
         </w:rPr>
-        <w:t xml:space="preserve">הנתונים הפיננסיים המרכזיים נכון לתום השנה האחרונה. בעמודת</w:t>
+        <w:t xml:space="preserve">“</w:t>
+      </w:r>
+      <w:r>
+        <w:rPr>
+          <w:rtl/>
+        </w:rPr>
+        <w:t xml:space="preserve">הערה</w:t>
+      </w:r>
+      <w:r>
+        <w:rPr>
+          <w:rtl/>
+        </w:rPr>
+        <w:t xml:space="preserve">”</w:t>
       </w:r>
       <w:r>
         <w:rPr>
@@ -1177,43 +937,7 @@
         <w:rPr>
           <w:rtl/>
         </w:rPr>
-        <w:t xml:space="preserve">“</w:t>
-      </w:r>
-      <w:r>
-        <w:rPr>
-          <w:rtl/>
-        </w:rPr>
-        <w:t xml:space="preserve">הערה</w:t>
-      </w:r>
-      <w:r>
-        <w:rPr>
-          <w:rtl/>
-        </w:rPr>
-        <w:t xml:space="preserve">”</w:t>
-      </w:r>
-      <w:r>
-        <w:rPr>
-          <w:rtl/>
-        </w:rPr>
-        <w:t xml:space="preserve"> </w:t>
-      </w:r>
-      <w:r>
-        <w:rPr>
-          <w:rtl/>
-        </w:rPr>
-        <w:t xml:space="preserve">כתבו את</w:t>
-      </w:r>
-      <w:r>
-        <w:rPr>
-          <w:rtl/>
-        </w:rPr>
-        <w:t xml:space="preserve"> </w:t>
-      </w:r>
-      <w:r>
-        <w:rPr>
-          <w:rtl/>
-        </w:rPr>
-        <w:t xml:space="preserve">השינוי לעומת השנה הקודמת ומה הניע אותו. התאימו את שורות המדדים לחברה שלכם.</w:t>
+        <w:t xml:space="preserve">— השינוי לעומת השנה הקודמת ומה הניע אותו. התאימו את שורות המדדים לחברה.</w:t>
       </w:r>
     </w:p>
     <w:tbl>
@@ -1239,6 +963,7 @@
             <w:pPr>
               <w:pStyle w:val="Compact"/>
               <w:bidi/>
+              <w:jc w:val="center"/>
             </w:pPr>
             <w:r>
               <w:rPr>
@@ -1254,6 +979,7 @@
             <w:pPr>
               <w:pStyle w:val="Compact"/>
               <w:bidi/>
+              <w:jc w:val="center"/>
             </w:pPr>
             <w:r>
               <w:rPr>
@@ -1269,6 +995,7 @@
             <w:pPr>
               <w:pStyle w:val="Compact"/>
               <w:bidi/>
+              <w:jc w:val="center"/>
             </w:pPr>
             <w:r>
               <w:rPr>
@@ -1735,160 +1462,112 @@
       </w:pPr>
       <w:r>
         <w:rPr>
+          <w:rtl/>
+        </w:rPr>
+        <w:t xml:space="preserve">מה למלא: רשימה מפורשת וכמותית של הבעיות שהאסטרטגיה חייבת לתת להן מענה. כל אתגר צריך להיות קונקרטי ומגובה במספרים. כל פריט כאן אמור לקבל מענה בחלק ב’.</w:t>
+      </w:r>
+    </w:p>
+    <w:p>
+      <w:pPr>
+        <w:pStyle w:val="BodyText"/>
+        <w:bidi/>
+      </w:pPr>
+      <w:r>
+        <w:rPr>
+          <w:bCs/>
+          <w:b/>
+          <w:rtl/>
+        </w:rPr>
+        <w:t xml:space="preserve">אתגר 1 / Challenge 1</w:t>
+      </w:r>
+    </w:p>
+    <w:p>
+      <w:pPr>
+        <w:pStyle w:val="BodyText"/>
+        <w:bidi/>
+      </w:pPr>
+      <w:r>
+        <w:rPr>
+          <w:rtl/>
+        </w:rPr>
+        <w:t>_______________________________________________________</w:t>
+      </w:r>
+    </w:p>
+    <w:p>
+      <w:pPr>
+        <w:pStyle w:val="BodyText"/>
+        <w:bidi/>
+      </w:pPr>
+      <w:r>
+        <w:rPr>
+          <w:bCs/>
+          <w:b/>
+          <w:rtl/>
+        </w:rPr>
+        <w:t xml:space="preserve">אתגר 2 / Challenge 2</w:t>
+      </w:r>
+    </w:p>
+    <w:p>
+      <w:pPr>
+        <w:pStyle w:val="BodyText"/>
+        <w:bidi/>
+      </w:pPr>
+      <w:r>
+        <w:rPr>
+          <w:rtl/>
+        </w:rPr>
+        <w:t>_______________________________________________________</w:t>
+      </w:r>
+    </w:p>
+    <w:p>
+      <w:pPr>
+        <w:pStyle w:val="BodyText"/>
+        <w:bidi/>
+      </w:pPr>
+      <w:r>
+        <w:rPr>
+          <w:bCs/>
+          <w:b/>
+          <w:rtl/>
+        </w:rPr>
+        <w:t xml:space="preserve">אתגר 3 / Challenge 3</w:t>
+      </w:r>
+    </w:p>
+    <w:p>
+      <w:pPr>
+        <w:pStyle w:val="BodyText"/>
+        <w:bidi/>
+      </w:pPr>
+      <w:r>
+        <w:rPr>
+          <w:rtl/>
+        </w:rPr>
+        <w:t>_______________________________________________________</w:t>
+      </w:r>
+    </w:p>
+    <w:p>
+      <w:pPr>
+        <w:pStyle w:val="BodyText"/>
+        <w:bidi/>
+      </w:pPr>
+      <w:r>
+        <w:rPr>
+          <w:rtl/>
+        </w:rPr>
+      </w:r>
+    </w:p>
+    <w:p>
+      <w:pPr>
+        <w:pStyle w:val="BodyText"/>
+        <w:bidi/>
+      </w:pPr>
+      <w:r>
+        <w:rPr>
           <w:iCs/>
           <w:i/>
           <w:rtl/>
         </w:rPr>
-        <w:t xml:space="preserve">מה למלא:</w:t>
-      </w:r>
-      <w:r>
-        <w:rPr>
-          <w:rtl/>
-        </w:rPr>
-        <w:t xml:space="preserve"> </w:t>
-      </w:r>
-      <w:r>
-        <w:rPr>
-          <w:rtl/>
-        </w:rPr>
-        <w:t xml:space="preserve">רשימה מפורשת וכמותית של הבעיות שהאסטרטגיה חייבת לתת להן מענה. כל אתגר</w:t>
-      </w:r>
-      <w:r>
-        <w:rPr>
-          <w:rtl/>
-        </w:rPr>
-        <w:t xml:space="preserve"> </w:t>
-      </w:r>
-      <w:r>
-        <w:rPr>
-          <w:rtl/>
-        </w:rPr>
-        <w:t xml:space="preserve">צריך להיות קונקרטי ומגובה במספרים (לדוגמה:</w:t>
-      </w:r>
-      <w:r>
-        <w:rPr>
-          <w:rtl/>
-        </w:rPr>
-        <w:t xml:space="preserve"> </w:t>
-      </w:r>
-      <w:r>
-        <w:rPr>
-          <w:rtl/>
-        </w:rPr>
-        <w:t xml:space="preserve">“</w:t>
-      </w:r>
-      <w:r>
-        <w:rPr>
-          <w:rtl/>
-        </w:rPr>
-        <w:t xml:space="preserve">ירידה של X% בתפוסת נכס Y במשך 3 שנים</w:t>
-      </w:r>
-      <w:r>
-        <w:rPr>
-          <w:rtl/>
-        </w:rPr>
-        <w:t xml:space="preserve">”</w:t>
-      </w:r>
-      <w:r>
-        <w:rPr>
-          <w:rtl/>
-        </w:rPr>
-        <w:t xml:space="preserve">).</w:t>
-      </w:r>
-      <w:r>
-        <w:rPr>
-          <w:rtl/>
-        </w:rPr>
-        <w:t xml:space="preserve"> </w:t>
-      </w:r>
-      <w:r>
-        <w:rPr>
-          <w:rtl/>
-        </w:rPr>
-        <w:t xml:space="preserve">כל פריט כאן אמור לקבל מענה בחלק ב’.</w:t>
-      </w:r>
-    </w:p>
-    <w:p>
-      <w:pPr>
-        <w:pStyle w:val="BodyText"/>
-        <w:bidi/>
-      </w:pPr>
-      <w:r>
-        <w:rPr>
-          <w:rtl/>
-        </w:rPr>
-        <w:t xml:space="preserve">אתגר 1 / Challenge 1:</w:t>
-      </w:r>
-      <w:r>
-        <w:rPr>
-          <w:rtl/>
-        </w:rPr>
-        <w:t xml:space="preserve"> </w:t>
-      </w:r>
-      <w:r>
-        <w:rPr>
-          <w:rtl/>
-        </w:rPr>
-        <w:t>_______________________________________________________</w:t>
-      </w:r>
-      <w:r>
-        <w:rPr>
-          <w:rtl/>
-        </w:rPr>
-        <w:t xml:space="preserve"> </w:t>
-      </w:r>
-      <w:r>
-        <w:rPr>
-          <w:rtl/>
-        </w:rPr>
-        <w:t xml:space="preserve">אתגר 2 / Challenge 2:</w:t>
-      </w:r>
-      <w:r>
-        <w:rPr>
-          <w:rtl/>
-        </w:rPr>
-        <w:t xml:space="preserve"> </w:t>
-      </w:r>
-      <w:r>
-        <w:rPr>
-          <w:rtl/>
-        </w:rPr>
-        <w:t>_______________________________________________________</w:t>
-      </w:r>
-      <w:r>
-        <w:rPr>
-          <w:rtl/>
-        </w:rPr>
-        <w:t xml:space="preserve"> </w:t>
-      </w:r>
-      <w:r>
-        <w:rPr>
-          <w:rtl/>
-        </w:rPr>
-        <w:t xml:space="preserve">אתגר 3 / Challenge 3:</w:t>
-      </w:r>
-      <w:r>
-        <w:rPr>
-          <w:rtl/>
-        </w:rPr>
-        <w:t xml:space="preserve"> </w:t>
-      </w:r>
-      <w:r>
-        <w:rPr>
-          <w:rtl/>
-        </w:rPr>
-        <w:t>_______________________________________________________</w:t>
-      </w:r>
-      <w:r>
-        <w:rPr>
-          <w:rtl/>
-        </w:rPr>
-        <w:t xml:space="preserve"> </w:t>
-      </w:r>
-      <w:r>
-        <w:rPr>
-          <w:rtl/>
-        </w:rPr>
+        <w:t xml:space="preserve">(הוסיפו אתגרים לפי הצורך.)</w:t>
       </w:r>
     </w:p>
     <w:p>
@@ -1906,7 +1585,7 @@
     </w:p>
     <w:bookmarkEnd w:id="23"/>
     <w:bookmarkEnd w:id="24"/>
-    <w:bookmarkStart w:id="32" w:name="חלק-ב-אסטרטגיה-part-b-strategy"/>
+    <w:bookmarkStart w:id="31" w:name="חלק-ב-אסטרטגיה-part-b-strategy"/>
     <w:p>
       <w:pPr>
         <w:pStyle w:val="Heading2"/>
@@ -1935,6 +1614,154 @@
     <w:p>
       <w:pPr>
         <w:pStyle w:val="FirstParagraph"/>
+        <w:bidi/>
+      </w:pPr>
+      <w:r>
+        <w:rPr>
+          <w:rtl/>
+        </w:rPr>
+        <w:t xml:space="preserve">מה למלא: 2–3 פסקאות קצרות. היכן ניצבת החברה כיום, מהי נקודת המפנה הנדרשת, ומהי האמירה האסטרטגית המרכזית (המשפט האחד שמסכם את כל המהלך).</w:t>
+      </w:r>
+    </w:p>
+    <w:p>
+      <w:pPr>
+        <w:pStyle w:val="BodyText"/>
+        <w:bidi/>
+      </w:pPr>
+      <w:r>
+        <w:rPr>
+          <w:rtl/>
+        </w:rPr>
+        <w:t>_______________________________________________________</w:t>
+      </w:r>
+    </w:p>
+    <w:p>
+      <w:pPr>
+        <w:pStyle w:val="BodyText"/>
+        <w:bidi/>
+      </w:pPr>
+      <w:r>
+        <w:rPr>
+          <w:rtl/>
+        </w:rPr>
+        <w:t>_______________________________________________________</w:t>
+      </w:r>
+    </w:p>
+    <w:p>
+      <w:pPr>
+        <w:pStyle w:val="BodyText"/>
+        <w:bidi/>
+      </w:pPr>
+      <w:r>
+        <w:rPr>
+          <w:rtl/>
+        </w:rPr>
+        <w:t>_______________________________________________________</w:t>
+      </w:r>
+    </w:p>
+    <w:p>
+      <w:pPr>
+        <w:pStyle w:val="BodyText"/>
+        <w:bidi/>
+      </w:pPr>
+      <w:r>
+        <w:rPr>
+          <w:rtl/>
+        </w:rPr>
+      </w:r>
+    </w:p>
+    <w:bookmarkEnd w:id="25"/>
+    <w:bookmarkStart w:id="26" w:name="X425229ad0200302c3777a54ec7c08d382b52e87"/>
+    <w:p>
+      <w:pPr>
+        <w:pStyle w:val="Heading3"/>
+        <w:bidi/>
+      </w:pPr>
+      <w:r>
+        <w:rPr>
+          <w:rtl/>
+        </w:rPr>
+        <w:t xml:space="preserve">6. עקרון הוויתורים האסטרטגיים · Principle of Strategic Trade-offs</w:t>
+      </w:r>
+    </w:p>
+    <w:p>
+      <w:pPr>
+        <w:pStyle w:val="FirstParagraph"/>
+        <w:bidi/>
+      </w:pPr>
+      <w:r>
+        <w:rPr>
+          <w:rtl/>
+        </w:rPr>
+        <w:t xml:space="preserve">מה למלא: זהו חלק חתימה של השיטה. פרטו ממה החברה תימנע באופן מודע בתקופת התכנית — ולצד כל ויתור, הסיבה לו. מיקוד נוצר דווקא ממה שבוחרים לא לעשות.</w:t>
+      </w:r>
+    </w:p>
+    <w:p>
+      <w:pPr>
+        <w:pStyle w:val="BodyText"/>
+        <w:bidi/>
+      </w:pPr>
+      <w:r>
+        <w:rPr>
+          <w:bCs/>
+          <w:b/>
+          <w:rtl/>
+        </w:rPr>
+        <w:t xml:space="preserve">ויתור 1 — לא נעשה / We will not</w:t>
+      </w:r>
+    </w:p>
+    <w:p>
+      <w:pPr>
+        <w:pStyle w:val="BodyText"/>
+        <w:bidi/>
+      </w:pPr>
+      <w:r>
+        <w:rPr>
+          <w:rtl/>
+        </w:rPr>
+        <w:t>_______________________________________________________</w:t>
+      </w:r>
+    </w:p>
+    <w:p>
+      <w:pPr>
+        <w:pStyle w:val="BodyText"/>
+        <w:bidi/>
+      </w:pPr>
+      <w:r>
+        <w:rPr>
+          <w:bCs/>
+          <w:b/>
+          <w:rtl/>
+        </w:rPr>
+        <w:t xml:space="preserve">הסיבה / Reason</w:t>
+      </w:r>
+    </w:p>
+    <w:p>
+      <w:pPr>
+        <w:pStyle w:val="BodyText"/>
+        <w:bidi/>
+      </w:pPr>
+      <w:r>
+        <w:rPr>
+          <w:rtl/>
+        </w:rPr>
+        <w:t>_______________________________________________________</w:t>
+      </w:r>
+    </w:p>
+    <w:p>
+      <w:pPr>
+        <w:pStyle w:val="BodyText"/>
+        <w:bidi/>
+      </w:pPr>
+      <w:r>
+        <w:rPr>
+          <w:rtl/>
+        </w:rPr>
+      </w:r>
+    </w:p>
+    <w:p>
+      <w:pPr>
+        <w:pStyle w:val="BodyText"/>
         <w:bidi/>
       </w:pPr>
       <w:r>
@@ -1943,740 +1770,417 @@
           <w:i/>
           <w:rtl/>
         </w:rPr>
-        <w:t xml:space="preserve">מה למלא:</w:t>
-      </w:r>
-      <w:r>
-        <w:rPr>
-          <w:rtl/>
-        </w:rPr>
-        <w:t xml:space="preserve"> </w:t>
-      </w:r>
-      <w:r>
-        <w:rPr>
-          <w:rtl/>
-        </w:rPr>
-        <w:t xml:space="preserve">2–3 פסקאות קצרות. תארו היכן ניצבת החברה כיום, מהי נקודת המפנה הנדרשת,</w:t>
-      </w:r>
-      <w:r>
-        <w:rPr>
-          <w:rtl/>
-        </w:rPr>
-        <w:t xml:space="preserve"> </w:t>
-      </w:r>
-      <w:r>
-        <w:rPr>
-          <w:rtl/>
-        </w:rPr>
-        <w:t xml:space="preserve">ומהי האמירה האסטרטגית המרכזית (המשפט האחד שמסכם את כל המהלך). זהו ה”סיפור” של</w:t>
-      </w:r>
-      <w:r>
-        <w:rPr>
-          <w:rtl/>
-        </w:rPr>
-        <w:t xml:space="preserve"> </w:t>
-      </w:r>
-      <w:r>
-        <w:rPr>
-          <w:rtl/>
-        </w:rPr>
-        <w:t xml:space="preserve">המסמך.</w:t>
-      </w:r>
-    </w:p>
-    <w:p>
-      <w:pPr>
-        <w:pStyle w:val="BodyText"/>
-        <w:bidi/>
-      </w:pPr>
-      <w:r>
-        <w:rPr>
-          <w:rtl/>
-        </w:rPr>
-        <w:t>_______________________________________________________</w:t>
-      </w:r>
-      <w:r>
-        <w:rPr>
-          <w:rtl/>
-        </w:rPr>
-        <w:t xml:space="preserve"> </w:t>
-      </w:r>
-      <w:r>
-        <w:rPr>
-          <w:rtl/>
-        </w:rPr>
-        <w:t>_______________________________________________________</w:t>
-      </w:r>
-      <w:r>
-        <w:rPr>
-          <w:rtl/>
-        </w:rPr>
-        <w:t xml:space="preserve"> </w:t>
-      </w:r>
-      <w:r>
-        <w:rPr>
-          <w:rtl/>
-        </w:rPr>
-        <w:t>_______________________________________________________</w:t>
-      </w:r>
-      <w:r>
-        <w:rPr>
-          <w:rtl/>
-        </w:rPr>
-        <w:t xml:space="preserve"> </w:t>
-      </w:r>
-      <w:r>
-        <w:rPr>
-          <w:rtl/>
-        </w:rPr>
-        <w:t>_______________________________________________________</w:t>
-      </w:r>
-      <w:r>
-        <w:rPr>
-          <w:rtl/>
-        </w:rPr>
-        <w:t xml:space="preserve"> </w:t>
-      </w:r>
-      <w:r>
-        <w:rPr>
-          <w:rtl/>
-        </w:rPr>
-      </w:r>
-    </w:p>
-    <w:bookmarkEnd w:id="25"/>
-    <w:bookmarkStart w:id="26" w:name="X425229ad0200302c3777a54ec7c08d382b52e87"/>
-    <w:p>
-      <w:pPr>
-        <w:pStyle w:val="Heading3"/>
-        <w:bidi/>
-      </w:pPr>
-      <w:r>
-        <w:rPr>
-          <w:rtl/>
-        </w:rPr>
-        <w:t xml:space="preserve">6. עקרון הוויתורים האסטרטגיים · Principle of Strategic Trade-offs</w:t>
-      </w:r>
-    </w:p>
-    <w:p>
-      <w:pPr>
-        <w:pStyle w:val="FirstParagraph"/>
-        <w:bidi/>
-      </w:pPr>
+        <w:t xml:space="preserve">(שכפלו את צמד</w:t>
+      </w:r>
       <w:r>
         <w:rPr>
           <w:iCs/>
           <w:i/>
           <w:rtl/>
         </w:rPr>
-        <w:t xml:space="preserve">מה למלא:</w:t>
-      </w:r>
-      <w:r>
-        <w:rPr>
-          <w:rtl/>
-        </w:rPr>
         <w:t xml:space="preserve"> </w:t>
       </w:r>
-      <w:r>
-        <w:rPr>
-          <w:rtl/>
-        </w:rPr>
-        <w:t xml:space="preserve">זהו חלק חתימה של השיטה. פרטו ממה החברה תימנע באופן מודע בתקופת התכנית —</w:t>
-      </w:r>
-      <w:r>
-        <w:rPr>
-          <w:rtl/>
-        </w:rPr>
-        <w:t xml:space="preserve"> </w:t>
-      </w:r>
-      <w:r>
-        <w:rPr>
-          <w:rtl/>
-        </w:rPr>
-        <w:t xml:space="preserve">ולצד כל ויתור, הסיבה לו. מיקוד נוצר דווקא ממה שבוחרים לא לעשות.</w:t>
-      </w:r>
-    </w:p>
-    <w:p>
-      <w:pPr>
-        <w:pStyle w:val="BodyText"/>
-        <w:bidi/>
-      </w:pPr>
-      <w:r>
-        <w:rPr>
-          <w:rtl/>
-        </w:rPr>
-        <w:t>ויתור 1 — לא נעשה / We will not: _______________________________________________________</w:t>
-      </w:r>
-      <w:r>
-        <w:rPr>
-          <w:rtl/>
-        </w:rPr>
-        <w:t xml:space="preserve"> </w:t>
-      </w:r>
-      <w:r>
-        <w:rPr>
-          <w:rtl/>
-        </w:rPr>
-        <w:t>הסיבה / Reason: _______________________________________________________</w:t>
-      </w:r>
-      <w:r>
-        <w:rPr>
-          <w:rtl/>
-        </w:rPr>
-        <w:t xml:space="preserve"> </w:t>
-      </w:r>
-      <w:r>
-        <w:rPr>
-          <w:rtl/>
-        </w:rPr>
-      </w:r>
-      <w:r>
-        <w:rPr>
-          <w:rtl/>
-        </w:rPr>
-        <w:t xml:space="preserve"> </w:t>
-      </w:r>
-      <w:r>
-        <w:rPr>
-          <w:rtl/>
-        </w:rPr>
-        <w:t>ויתור 2 — לא נעשה / We will not: _______________________________________________________</w:t>
-      </w:r>
-      <w:r>
-        <w:rPr>
-          <w:rtl/>
-        </w:rPr>
-        <w:t xml:space="preserve"> </w:t>
-      </w:r>
-      <w:r>
-        <w:rPr>
-          <w:rtl/>
-        </w:rPr>
-        <w:t>הסיבה / Reason: _______________________________________________________</w:t>
-      </w:r>
-      <w:r>
-        <w:rPr>
-          <w:rtl/>
-        </w:rPr>
-        <w:t xml:space="preserve"> </w:t>
-      </w:r>
-      <w:r>
-        <w:rPr>
-          <w:rtl/>
-        </w:rPr>
-      </w:r>
-      <w:r>
-        <w:rPr>
-          <w:rtl/>
-        </w:rPr>
-        <w:t xml:space="preserve"> </w:t>
-      </w:r>
-      <w:r>
-        <w:rPr>
-          <w:rtl/>
-        </w:rPr>
-        <w:t>ויתור 3 — לא נעשה / We will not: _______________________________________________________</w:t>
-      </w:r>
-      <w:r>
-        <w:rPr>
-          <w:rtl/>
-        </w:rPr>
-        <w:t xml:space="preserve"> </w:t>
-      </w:r>
-      <w:r>
-        <w:rPr>
-          <w:rtl/>
-        </w:rPr>
-        <w:t>הסיבה / Reason: _______________________________________________________</w:t>
-      </w:r>
-      <w:r>
-        <w:rPr>
-          <w:rtl/>
-        </w:rPr>
-        <w:t xml:space="preserve"> </w:t>
-      </w:r>
-      <w:r>
-        <w:rPr>
-          <w:rtl/>
-        </w:rPr>
-      </w:r>
-    </w:p>
-    <w:bookmarkEnd w:id="26"/>
-    <w:bookmarkStart w:id="28" w:name="מנועי-הצמיחה-growth-engines"/>
-    <w:p>
-      <w:pPr>
-        <w:pStyle w:val="Heading3"/>
-        <w:bidi/>
-      </w:pPr>
-      <w:r>
-        <w:rPr>
-          <w:rtl/>
-        </w:rPr>
-        <w:t xml:space="preserve">7. מנועי הצמיחה · Growth Engines</w:t>
-      </w:r>
-    </w:p>
-    <w:p>
-      <w:pPr>
-        <w:pStyle w:val="FirstParagraph"/>
-        <w:bidi/>
-      </w:pPr>
       <w:r>
         <w:rPr>
           <w:iCs/>
           <w:i/>
           <w:rtl/>
         </w:rPr>
-        <w:t xml:space="preserve">מה למלא:</w:t>
-      </w:r>
-      <w:r>
-        <w:rPr>
-          <w:rtl/>
-        </w:rPr>
-        <w:t xml:space="preserve"> </w:t>
-      </w:r>
-      <w:r>
-        <w:rPr>
-          <w:rtl/>
-        </w:rPr>
-        <w:t xml:space="preserve">חזרו על הבלוק הבא עבור כל מנוע צמיחה (בדרך כלל 3–5 מנועים). לכל מנוע</w:t>
-      </w:r>
-      <w:r>
-        <w:rPr>
-          <w:rtl/>
-        </w:rPr>
-        <w:t xml:space="preserve"> </w:t>
-      </w:r>
-      <w:r>
-        <w:rPr>
-          <w:rtl/>
-        </w:rPr>
-        <w:t xml:space="preserve">פרטו: (א) ההזדמנות; (ב) מצב התחרות בענף — חובה לנקוב בשמות מתחרים אמיתיים ובנתונים</w:t>
-      </w:r>
-      <w:r>
-        <w:rPr>
-          <w:rtl/>
-        </w:rPr>
-        <w:t xml:space="preserve"> </w:t>
-      </w:r>
-      <w:r>
-        <w:rPr>
-          <w:rtl/>
-        </w:rPr>
-        <w:t xml:space="preserve">אמיתיים, לא בכלליות; (ג) מודל הפעולה (לדוגמה שותפות 50/50, Build-to-Suit, רכישה);</w:t>
-      </w:r>
-      <w:r>
-        <w:rPr>
-          <w:rtl/>
-        </w:rPr>
-        <w:t xml:space="preserve"> </w:t>
-      </w:r>
-      <w:r>
-        <w:rPr>
-          <w:rtl/>
-        </w:rPr>
-        <w:t xml:space="preserve">(ד) נתיב הכניסה המומלץ — תוך מינוף נכסים ויכולות שכבר קיימים בחברה.</w:t>
-      </w:r>
-    </w:p>
-    <w:bookmarkStart w:id="27" w:name="מנוע-צמיחה-growth-engine-שם-name"/>
-    <w:p>
-      <w:pPr>
-        <w:pStyle w:val="Heading4"/>
-        <w:bidi/>
-      </w:pPr>
-      <w:r>
-        <w:rPr>
-          <w:rtl/>
-        </w:rPr>
-        <w:t xml:space="preserve">מנוע צמיחה / Growth engine — שם / Name:</w:t>
-      </w:r>
-    </w:p>
-    <w:p>
-      <w:pPr>
-        <w:pStyle w:val="FirstParagraph"/>
-        <w:bidi/>
-      </w:pPr>
-      <w:r>
-        <w:rPr>
-          <w:rtl/>
-        </w:rPr>
-        <w:t>_______________________________________________________</w:t>
-      </w:r>
-    </w:p>
-    <w:p>
-      <w:pPr>
-        <w:pStyle w:val="BodyText"/>
-        <w:bidi/>
-      </w:pPr>
-      <w:r>
-        <w:rPr>
-          <w:rtl/>
-        </w:rPr>
-        <w:t xml:space="preserve">ההזדמנות / The opportunity:</w:t>
-      </w:r>
-      <w:r>
-        <w:rPr>
-          <w:rtl/>
-        </w:rPr>
-        <w:t xml:space="preserve"> </w:t>
-      </w:r>
-      <w:r>
-        <w:rPr>
-          <w:rtl/>
-        </w:rPr>
-        <w:t>_______________________________________________________</w:t>
-      </w:r>
-      <w:r>
-        <w:rPr>
-          <w:rtl/>
-        </w:rPr>
-        <w:t xml:space="preserve"> </w:t>
-      </w:r>
-      <w:r>
-        <w:rPr>
-          <w:rtl/>
-        </w:rPr>
-        <w:t>_______________________________________________________</w:t>
-      </w:r>
-    </w:p>
-    <w:p>
-      <w:pPr>
-        <w:pStyle w:val="BodyText"/>
-        <w:bidi/>
-      </w:pPr>
-      <w:r>
-        <w:rPr>
-          <w:rtl/>
-        </w:rPr>
-        <w:t xml:space="preserve">מצב התחרות (שמות מתחרים אמיתיים + נתונים) / Competitive landscape (named):</w:t>
-      </w:r>
-      <w:r>
-        <w:rPr>
-          <w:rtl/>
-        </w:rPr>
-        <w:t xml:space="preserve"> </w:t>
-      </w:r>
-      <w:r>
-        <w:rPr>
-          <w:rtl/>
-        </w:rPr>
-        <w:t>_______________________________________________________</w:t>
-      </w:r>
-      <w:r>
-        <w:rPr>
-          <w:rtl/>
-        </w:rPr>
-        <w:t xml:space="preserve"> </w:t>
-      </w:r>
-      <w:r>
-        <w:rPr>
-          <w:rtl/>
-        </w:rPr>
-        <w:t>_______________________________________________________</w:t>
-      </w:r>
-    </w:p>
-    <w:p>
-      <w:pPr>
-        <w:pStyle w:val="BodyText"/>
-        <w:bidi/>
-      </w:pPr>
-      <w:r>
-        <w:rPr>
-          <w:rtl/>
-        </w:rPr>
-        <w:t xml:space="preserve">מודל הפעולה / Operating model:</w:t>
-      </w:r>
-      <w:r>
-        <w:rPr>
-          <w:rtl/>
-        </w:rPr>
-        <w:t xml:space="preserve"> </w:t>
-      </w:r>
-      <w:r>
-        <w:rPr>
-          <w:rtl/>
-        </w:rPr>
-        <w:t>_______________________________________________________</w:t>
-      </w:r>
-    </w:p>
-    <w:p>
-      <w:pPr>
-        <w:pStyle w:val="BodyText"/>
-        <w:bidi/>
-      </w:pPr>
-      <w:r>
-        <w:rPr>
-          <w:rtl/>
-        </w:rPr>
-        <w:t xml:space="preserve">נתיב כניסה מומלץ מהנכסים הקיימים / Recommended entry path:</w:t>
-      </w:r>
-      <w:r>
-        <w:rPr>
-          <w:rtl/>
-        </w:rPr>
-        <w:t xml:space="preserve"> </w:t>
-      </w:r>
-      <w:r>
-        <w:rPr>
-          <w:rtl/>
-        </w:rPr>
-        <w:t>_______________________________________________________</w:t>
-      </w:r>
-      <w:r>
-        <w:rPr>
-          <w:rtl/>
-        </w:rPr>
-        <w:t xml:space="preserve"> </w:t>
-      </w:r>
-      <w:r>
-        <w:rPr>
-          <w:rtl/>
-        </w:rPr>
-        <w:t>_______________________________________________________</w:t>
-      </w:r>
-      <w:r>
-        <w:rPr>
-          <w:rtl/>
-        </w:rPr>
-        <w:t xml:space="preserve"> </w:t>
-      </w:r>
-      <w:r>
-        <w:rPr>
-          <w:rtl/>
-        </w:rPr>
-      </w:r>
-    </w:p>
-    <w:p>
-      <w:pPr>
-        <w:pStyle w:val="BodyText"/>
-        <w:bidi/>
-      </w:pPr>
+        <w:t xml:space="preserve">“</w:t>
+      </w:r>
       <w:r>
         <w:rPr>
           <w:iCs/>
           <w:i/>
           <w:rtl/>
         </w:rPr>
-        <w:t xml:space="preserve">(שכפלו את הבלוק לעיל עבור כל מנוע צמיחה נוסף.)</w:t>
-      </w:r>
-    </w:p>
-    <w:bookmarkEnd w:id="27"/>
-    <w:bookmarkEnd w:id="28"/>
-    <w:bookmarkStart w:id="29" w:name="X0d79a5148d41c401992dc057c27a928b982e5b0"/>
-    <w:p>
-      <w:pPr>
-        <w:pStyle w:val="Heading3"/>
-        <w:bidi/>
-      </w:pPr>
-      <w:r>
-        <w:rPr>
-          <w:rtl/>
-        </w:rPr>
-        <w:t xml:space="preserve">8. ניהול בסיס התזרים הקיים · Active Management of the Existing Base</w:t>
-      </w:r>
-    </w:p>
-    <w:p>
-      <w:pPr>
-        <w:pStyle w:val="FirstParagraph"/>
-        <w:bidi/>
-      </w:pPr>
+        <w:t xml:space="preserve">ויתור + סיבה</w:t>
+      </w:r>
       <w:r>
         <w:rPr>
           <w:iCs/>
           <w:i/>
           <w:rtl/>
         </w:rPr>
-        <w:t xml:space="preserve">מה למלא:</w:t>
-      </w:r>
-      <w:r>
-        <w:rPr>
-          <w:rtl/>
-        </w:rPr>
-        <w:t xml:space="preserve"> </w:t>
-      </w:r>
-      <w:r>
-        <w:rPr>
-          <w:rtl/>
-        </w:rPr>
-        <w:t xml:space="preserve">הפעילות הקיימת מממנת את מנועי הצמיחה החדשים. עבור כל תחום קיים מהותי</w:t>
-      </w:r>
-      <w:r>
-        <w:rPr>
-          <w:rtl/>
-        </w:rPr>
-        <w:t xml:space="preserve"> </w:t>
-      </w:r>
-      <w:r>
-        <w:rPr>
-          <w:rtl/>
-        </w:rPr>
-        <w:t xml:space="preserve">כתבו: הסטטוס הנוכחי, הסיכון שצריך לעקוב אחריו, והפעולה הקונקרטית בתקופה זו.</w:t>
-      </w:r>
-    </w:p>
-    <w:p>
-      <w:pPr>
-        <w:pStyle w:val="BodyText"/>
-        <w:bidi/>
-      </w:pPr>
-      <w:r>
-        <w:rPr>
-          <w:rtl/>
-        </w:rPr>
-        <w:t>תחום קיים / Segment: _______________________________________________________</w:t>
-      </w:r>
-      <w:r>
-        <w:rPr>
-          <w:rtl/>
-        </w:rPr>
-        <w:t xml:space="preserve"> </w:t>
-      </w:r>
-      <w:r>
-        <w:rPr>
-          <w:rtl/>
-        </w:rPr>
-        <w:t>סטטוס / Status: _______________________________________________________</w:t>
-      </w:r>
-      <w:r>
-        <w:rPr>
-          <w:rtl/>
-        </w:rPr>
-        <w:t xml:space="preserve"> </w:t>
-      </w:r>
-      <w:r>
-        <w:rPr>
-          <w:rtl/>
-        </w:rPr>
-        <w:t>סיכון בעקיבה / Risk to monitor: _______________________________________________________</w:t>
-      </w:r>
-      <w:r>
-        <w:rPr>
-          <w:rtl/>
-        </w:rPr>
-        <w:t xml:space="preserve"> </w:t>
-      </w:r>
-      <w:r>
-        <w:rPr>
-          <w:rtl/>
-        </w:rPr>
-        <w:t>פעולה / Action: _______________________________________________________</w:t>
-      </w:r>
-      <w:r>
-        <w:rPr>
-          <w:rtl/>
-        </w:rPr>
-        <w:t xml:space="preserve"> </w:t>
-      </w:r>
-      <w:r>
-        <w:rPr>
-          <w:rtl/>
-        </w:rPr>
-      </w:r>
-      <w:r>
-        <w:rPr>
-          <w:rtl/>
-        </w:rPr>
-        <w:t xml:space="preserve"> </w:t>
-      </w:r>
-      <w:r>
-        <w:rPr>
-          <w:rtl/>
-        </w:rPr>
-        <w:t>תחום קיים / Segment: _______________________________________________________</w:t>
-      </w:r>
-      <w:r>
-        <w:rPr>
-          <w:rtl/>
-        </w:rPr>
-        <w:t xml:space="preserve"> </w:t>
-      </w:r>
-      <w:r>
-        <w:rPr>
-          <w:rtl/>
-        </w:rPr>
-        <w:t>סטטוס / Status: _______________________________________________________</w:t>
-      </w:r>
-      <w:r>
-        <w:rPr>
-          <w:rtl/>
-        </w:rPr>
-        <w:t xml:space="preserve"> </w:t>
-      </w:r>
-      <w:r>
-        <w:rPr>
-          <w:rtl/>
-        </w:rPr>
-        <w:t>סיכון בעקיבה / Risk to monitor: _______________________________________________________</w:t>
-      </w:r>
-      <w:r>
-        <w:rPr>
-          <w:rtl/>
-        </w:rPr>
-        <w:t xml:space="preserve"> </w:t>
-      </w:r>
-      <w:r>
-        <w:rPr>
-          <w:rtl/>
-        </w:rPr>
-        <w:t>פעולה / Action: _______________________________________________________</w:t>
-      </w:r>
-      <w:r>
-        <w:rPr>
-          <w:rtl/>
-        </w:rPr>
-        <w:t xml:space="preserve"> </w:t>
-      </w:r>
-      <w:r>
-        <w:rPr>
-          <w:rtl/>
-        </w:rPr>
-      </w:r>
-    </w:p>
-    <w:bookmarkEnd w:id="29"/>
-    <w:bookmarkStart w:id="30" w:name="ניהול-סיכונים-risk-management"/>
-    <w:p>
-      <w:pPr>
-        <w:pStyle w:val="Heading3"/>
-        <w:bidi/>
-      </w:pPr>
-      <w:r>
-        <w:rPr>
-          <w:rtl/>
-        </w:rPr>
-        <w:t xml:space="preserve">9. ניהול סיכונים · Risk Management</w:t>
-      </w:r>
-    </w:p>
-    <w:p>
-      <w:pPr>
-        <w:pStyle w:val="FirstParagraph"/>
-        <w:bidi/>
-      </w:pPr>
+        <w:t xml:space="preserve">”</w:t>
+      </w:r>
       <w:r>
         <w:rPr>
           <w:iCs/>
           <w:i/>
           <w:rtl/>
         </w:rPr>
-        <w:t xml:space="preserve">מה למלא:</w:t>
-      </w:r>
-      <w:r>
-        <w:rPr>
-          <w:rtl/>
-        </w:rPr>
         <w:t xml:space="preserve"> </w:t>
       </w:r>
       <w:r>
         <w:rPr>
-          <w:rtl/>
-        </w:rPr>
-        <w:t xml:space="preserve">עבור כל סיכון מרכזי — התגובה האופרטיבית ובעל התפקיד הפנימי האחראי. אסור</w:t>
-      </w:r>
-      <w:r>
-        <w:rPr>
-          <w:rtl/>
-        </w:rPr>
-        <w:t xml:space="preserve"> </w:t>
-      </w:r>
-      <w:r>
-        <w:rPr>
-          <w:rtl/>
-        </w:rPr>
-        <w:t xml:space="preserve">שיישאר סיכון ללא בעלים.</w:t>
+          <w:iCs/>
+          <w:i/>
+          <w:rtl/>
+        </w:rPr>
+        <w:t xml:space="preserve">לכל ויתור נוסף.)</w:t>
+      </w:r>
+    </w:p>
+    <w:bookmarkEnd w:id="26"/>
+    <w:bookmarkStart w:id="27" w:name="מנועי-הצמיחה-growth-engines"/>
+    <w:p>
+      <w:pPr>
+        <w:pStyle w:val="Heading3"/>
+        <w:bidi/>
+      </w:pPr>
+      <w:r>
+        <w:rPr>
+          <w:rtl/>
+        </w:rPr>
+        <w:t xml:space="preserve">7. מנועי הצמיחה · Growth Engines</w:t>
+      </w:r>
+    </w:p>
+    <w:p>
+      <w:pPr>
+        <w:pStyle w:val="FirstParagraph"/>
+        <w:bidi/>
+      </w:pPr>
+      <w:r>
+        <w:rPr>
+          <w:rtl/>
+        </w:rPr>
+        <w:t xml:space="preserve">מה למלא: שכפלו את הבלוק הבא עבור כל מנוע צמיחה (בדרך כלל 3–5). חובה לנקוב בשמות מתחרים אמיתיים ובנתונים אמיתיים. נתיב הכניסה צריך למנף נכסים ויכולות שכבר קיימים בחברה.</w:t>
+      </w:r>
+    </w:p>
+    <w:p>
+      <w:pPr>
+        <w:pStyle w:val="BodyText"/>
+        <w:bidi/>
+      </w:pPr>
+      <w:r>
+        <w:rPr>
+          <w:bCs/>
+          <w:b/>
+          <w:rtl/>
+        </w:rPr>
+        <w:t xml:space="preserve">שם מנוע הצמיחה / Growth engine name</w:t>
+      </w:r>
+    </w:p>
+    <w:p>
+      <w:pPr>
+        <w:pStyle w:val="BodyText"/>
+        <w:bidi/>
+      </w:pPr>
+      <w:r>
+        <w:rPr>
+          <w:rtl/>
+        </w:rPr>
+        <w:t>_______________________________________________________</w:t>
+      </w:r>
+    </w:p>
+    <w:p>
+      <w:pPr>
+        <w:pStyle w:val="BodyText"/>
+        <w:bidi/>
+      </w:pPr>
+      <w:r>
+        <w:rPr>
+          <w:bCs/>
+          <w:b/>
+          <w:rtl/>
+        </w:rPr>
+        <w:t xml:space="preserve">ההזדמנות / The opportunity</w:t>
+      </w:r>
+    </w:p>
+    <w:p>
+      <w:pPr>
+        <w:pStyle w:val="BodyText"/>
+        <w:bidi/>
+      </w:pPr>
+      <w:r>
+        <w:rPr>
+          <w:rtl/>
+        </w:rPr>
+        <w:t>_______________________________________________________</w:t>
+      </w:r>
+    </w:p>
+    <w:p>
+      <w:pPr>
+        <w:pStyle w:val="BodyText"/>
+        <w:bidi/>
+      </w:pPr>
+      <w:r>
+        <w:rPr>
+          <w:bCs/>
+          <w:b/>
+          <w:rtl/>
+        </w:rPr>
+        <w:t xml:space="preserve">מצב התחרות (שמות מתחרים אמיתיים + נתונים) / Competitive landscape</w:t>
+      </w:r>
+    </w:p>
+    <w:p>
+      <w:pPr>
+        <w:pStyle w:val="BodyText"/>
+        <w:bidi/>
+      </w:pPr>
+      <w:r>
+        <w:rPr>
+          <w:rtl/>
+        </w:rPr>
+        <w:t>_______________________________________________________</w:t>
+      </w:r>
+    </w:p>
+    <w:p>
+      <w:pPr>
+        <w:pStyle w:val="BodyText"/>
+        <w:bidi/>
+      </w:pPr>
+      <w:r>
+        <w:rPr>
+          <w:bCs/>
+          <w:b/>
+          <w:rtl/>
+        </w:rPr>
+        <w:t xml:space="preserve">מודל הפעולה / Operating model</w:t>
+      </w:r>
+    </w:p>
+    <w:p>
+      <w:pPr>
+        <w:pStyle w:val="BodyText"/>
+        <w:bidi/>
+      </w:pPr>
+      <w:r>
+        <w:rPr>
+          <w:rtl/>
+        </w:rPr>
+        <w:t>_______________________________________________________</w:t>
+      </w:r>
+    </w:p>
+    <w:p>
+      <w:pPr>
+        <w:pStyle w:val="BodyText"/>
+        <w:bidi/>
+      </w:pPr>
+      <w:r>
+        <w:rPr>
+          <w:bCs/>
+          <w:b/>
+          <w:rtl/>
+        </w:rPr>
+        <w:t xml:space="preserve">נתיב כניסה מומלץ מהנכסים הקיימים / Recommended entry path</w:t>
+      </w:r>
+    </w:p>
+    <w:p>
+      <w:pPr>
+        <w:pStyle w:val="BodyText"/>
+        <w:bidi/>
+      </w:pPr>
+      <w:r>
+        <w:rPr>
+          <w:rtl/>
+        </w:rPr>
+        <w:t>_______________________________________________________</w:t>
+      </w:r>
+    </w:p>
+    <w:p>
+      <w:pPr>
+        <w:pStyle w:val="BodyText"/>
+        <w:bidi/>
+      </w:pPr>
+      <w:r>
+        <w:rPr>
+          <w:rtl/>
+        </w:rPr>
+      </w:r>
+    </w:p>
+    <w:p>
+      <w:pPr>
+        <w:pStyle w:val="BodyText"/>
+        <w:bidi/>
+      </w:pPr>
+      <w:r>
+        <w:rPr>
+          <w:iCs/>
+          <w:i/>
+          <w:rtl/>
+        </w:rPr>
+        <w:t xml:space="preserve">(שכפלו את הבלוק לעיל עבור כל מנוע צמיחה נוסף.)</w:t>
+      </w:r>
+    </w:p>
+    <w:bookmarkEnd w:id="27"/>
+    <w:bookmarkStart w:id="28" w:name="X9bde5f5b6ff5528254d4eae659445437131dc12"/>
+    <w:p>
+      <w:pPr>
+        <w:pStyle w:val="Heading3"/>
+        <w:bidi/>
+      </w:pPr>
+      <w:r>
+        <w:rPr>
+          <w:rtl/>
+        </w:rPr>
+        <w:t xml:space="preserve">8. בסיס התזרים הקיים — ניהול אקטיבי · Active Management of the Existing Base</w:t>
+      </w:r>
+    </w:p>
+    <w:p>
+      <w:pPr>
+        <w:pStyle w:val="FirstParagraph"/>
+        <w:bidi/>
+      </w:pPr>
+      <w:r>
+        <w:rPr>
+          <w:rtl/>
+        </w:rPr>
+        <w:t xml:space="preserve">מה למלא: הפעילות הקיימת מממנת את מנועי הצמיחה החדשים. לכל תחום קיים מהותי — הסטטוס הנוכחי, הסיכון לעקוב אחריו, והפעולה הקונקרטית בתקופה זו.</w:t>
+      </w:r>
+    </w:p>
+    <w:p>
+      <w:pPr>
+        <w:pStyle w:val="BodyText"/>
+        <w:bidi/>
+      </w:pPr>
+      <w:r>
+        <w:rPr>
+          <w:bCs/>
+          <w:b/>
+          <w:rtl/>
+        </w:rPr>
+        <w:t xml:space="preserve">תחום קיים / Segment</w:t>
+      </w:r>
+    </w:p>
+    <w:p>
+      <w:pPr>
+        <w:pStyle w:val="BodyText"/>
+        <w:bidi/>
+      </w:pPr>
+      <w:r>
+        <w:rPr>
+          <w:rtl/>
+        </w:rPr>
+        <w:t>_______________________________________________________</w:t>
+      </w:r>
+    </w:p>
+    <w:p>
+      <w:pPr>
+        <w:pStyle w:val="BodyText"/>
+        <w:bidi/>
+      </w:pPr>
+      <w:r>
+        <w:rPr>
+          <w:bCs/>
+          <w:b/>
+          <w:rtl/>
+        </w:rPr>
+        <w:t xml:space="preserve">סטטוס / Status</w:t>
+      </w:r>
+    </w:p>
+    <w:p>
+      <w:pPr>
+        <w:pStyle w:val="BodyText"/>
+        <w:bidi/>
+      </w:pPr>
+      <w:r>
+        <w:rPr>
+          <w:rtl/>
+        </w:rPr>
+        <w:t>_______________________________________________________</w:t>
+      </w:r>
+    </w:p>
+    <w:p>
+      <w:pPr>
+        <w:pStyle w:val="BodyText"/>
+        <w:bidi/>
+      </w:pPr>
+      <w:r>
+        <w:rPr>
+          <w:bCs/>
+          <w:b/>
+          <w:rtl/>
+        </w:rPr>
+        <w:t xml:space="preserve">סיכון בעקיבה / Risk to monitor</w:t>
+      </w:r>
+    </w:p>
+    <w:p>
+      <w:pPr>
+        <w:pStyle w:val="BodyText"/>
+        <w:bidi/>
+      </w:pPr>
+      <w:r>
+        <w:rPr>
+          <w:rtl/>
+        </w:rPr>
+        <w:t>_______________________________________________________</w:t>
+      </w:r>
+    </w:p>
+    <w:p>
+      <w:pPr>
+        <w:pStyle w:val="BodyText"/>
+        <w:bidi/>
+      </w:pPr>
+      <w:r>
+        <w:rPr>
+          <w:bCs/>
+          <w:b/>
+          <w:rtl/>
+        </w:rPr>
+        <w:t xml:space="preserve">פעולה / Action</w:t>
+      </w:r>
+    </w:p>
+    <w:p>
+      <w:pPr>
+        <w:pStyle w:val="BodyText"/>
+        <w:bidi/>
+      </w:pPr>
+      <w:r>
+        <w:rPr>
+          <w:rtl/>
+        </w:rPr>
+        <w:t>_______________________________________________________</w:t>
+      </w:r>
+    </w:p>
+    <w:p>
+      <w:pPr>
+        <w:pStyle w:val="BodyText"/>
+        <w:bidi/>
+      </w:pPr>
+      <w:r>
+        <w:rPr>
+          <w:rtl/>
+        </w:rPr>
+      </w:r>
+    </w:p>
+    <w:p>
+      <w:pPr>
+        <w:pStyle w:val="BodyText"/>
+        <w:bidi/>
+      </w:pPr>
+      <w:r>
+        <w:rPr>
+          <w:iCs/>
+          <w:i/>
+          <w:rtl/>
+        </w:rPr>
+        <w:t xml:space="preserve">(שכפלו את הבלוק לעיל עבור כל תחום קיים נוסף.)</w:t>
+      </w:r>
+    </w:p>
+    <w:bookmarkEnd w:id="28"/>
+    <w:bookmarkStart w:id="29" w:name="ניהול-סיכונים-risk-management"/>
+    <w:p>
+      <w:pPr>
+        <w:pStyle w:val="Heading3"/>
+        <w:bidi/>
+      </w:pPr>
+      <w:r>
+        <w:rPr>
+          <w:rtl/>
+        </w:rPr>
+        <w:t xml:space="preserve">9. ניהול סיכונים · Risk Management</w:t>
+      </w:r>
+    </w:p>
+    <w:p>
+      <w:pPr>
+        <w:pStyle w:val="FirstParagraph"/>
+        <w:bidi/>
+      </w:pPr>
+      <w:r>
+        <w:rPr>
+          <w:rtl/>
+        </w:rPr>
+        <w:t xml:space="preserve">מה למלא: עבור כל סיכון מרכזי — התגובה האופרטיבית ובעל התפקיד הפנימי האחראי. אסור שיישאר סיכון ללא בעלים.</w:t>
       </w:r>
     </w:p>
     <w:tbl>
@@ -2702,6 +2206,7 @@
             <w:pPr>
               <w:pStyle w:val="Compact"/>
               <w:bidi/>
+              <w:jc w:val="center"/>
             </w:pPr>
             <w:r>
               <w:rPr>
@@ -2717,6 +2222,7 @@
             <w:pPr>
               <w:pStyle w:val="Compact"/>
               <w:bidi/>
+              <w:jc w:val="center"/>
             </w:pPr>
             <w:r>
               <w:rPr>
@@ -2732,6 +2238,7 @@
             <w:pPr>
               <w:pStyle w:val="Compact"/>
               <w:bidi/>
+              <w:jc w:val="center"/>
             </w:pPr>
             <w:r>
               <w:rPr>
@@ -2884,19 +2391,8 @@
         </w:tc>
       </w:tr>
     </w:tbl>
-    <w:p>
-      <w:pPr>
-        <w:pStyle w:val="BodyText"/>
-        <w:bidi/>
-      </w:pPr>
-      <w:r>
-        <w:rPr>
-          <w:rtl/>
-        </w:rPr>
-      </w:r>
-    </w:p>
-    <w:bookmarkEnd w:id="30"/>
-    <w:bookmarkStart w:id="31" w:name="סיכום-אסטרטגי-strategic-summary"/>
+    <w:bookmarkEnd w:id="29"/>
+    <w:bookmarkStart w:id="30" w:name="סיכום-אסטרטגי-strategic-summary"/>
     <w:p>
       <w:pPr>
         <w:pStyle w:val="Heading3"/>
@@ -2916,11 +2412,9 @@
       </w:pPr>
       <w:r>
         <w:rPr>
-          <w:iCs/>
-          <w:i/>
-          <w:rtl/>
-        </w:rPr>
-        <w:t xml:space="preserve">מה למלא:</w:t>
+          <w:rtl/>
+        </w:rPr>
+        <w:t xml:space="preserve">מה למלא: סגירה קצרה — נסחו במפורש את המעבר הנדרש (לדוגמה</w:t>
       </w:r>
       <w:r>
         <w:rPr>
@@ -2932,37 +2426,13 @@
         <w:rPr>
           <w:rtl/>
         </w:rPr>
-        <w:t xml:space="preserve">סגירה קצרה — נסחו במפורש את המעבר הנדרש (לדוגמה</w:t>
-      </w:r>
-      <w:r>
-        <w:rPr>
-          <w:rtl/>
-        </w:rPr>
-        <w:t xml:space="preserve"> </w:t>
-      </w:r>
-      <w:r>
-        <w:rPr>
-          <w:rtl/>
-        </w:rPr>
         <w:t xml:space="preserve">“</w:t>
       </w:r>
       <w:r>
         <w:rPr>
           <w:rtl/>
         </w:rPr>
-        <w:t xml:space="preserve">מניהול פורטפוליו לניהול</w:t>
-      </w:r>
-      <w:r>
-        <w:rPr>
-          <w:rtl/>
-        </w:rPr>
-        <w:t xml:space="preserve"> </w:t>
-      </w:r>
-      <w:r>
-        <w:rPr>
-          <w:rtl/>
-        </w:rPr>
-        <w:t xml:space="preserve">פלטפורמת צמיחה</w:t>
+        <w:t xml:space="preserve">מניהול פורטפוליו לניהול פלטפורמת צמיחה</w:t>
       </w:r>
       <w:r>
         <w:rPr>
@@ -2988,36 +2458,24 @@
         </w:rPr>
         <w:t>_______________________________________________________</w:t>
       </w:r>
-      <w:r>
-        <w:rPr>
-          <w:rtl/>
-        </w:rPr>
-        <w:t xml:space="preserve"> </w:t>
-      </w:r>
+    </w:p>
+    <w:p>
+      <w:pPr>
+        <w:pStyle w:val="BodyText"/>
+        <w:bidi/>
+      </w:pPr>
       <w:r>
         <w:rPr>
           <w:rtl/>
         </w:rPr>
         <w:t>_______________________________________________________</w:t>
       </w:r>
-      <w:r>
-        <w:rPr>
-          <w:rtl/>
-        </w:rPr>
-        <w:t xml:space="preserve"> </w:t>
-      </w:r>
-      <w:r>
-        <w:rPr>
-          <w:rtl/>
-        </w:rPr>
-        <w:t>_______________________________________________________</w:t>
-      </w:r>
-      <w:r>
-        <w:rPr>
-          <w:rtl/>
-        </w:rPr>
-        <w:t xml:space="preserve"> </w:t>
-      </w:r>
+    </w:p>
+    <w:p>
+      <w:pPr>
+        <w:pStyle w:val="BodyText"/>
+        <w:bidi/>
+      </w:pPr>
       <w:r>
         <w:rPr>
           <w:rtl/>
@@ -3037,9 +2495,9 @@
         </w:pict>
       </w:r>
     </w:p>
+    <w:bookmarkEnd w:id="30"/>
     <w:bookmarkEnd w:id="31"/>
-    <w:bookmarkEnd w:id="32"/>
-    <w:bookmarkStart w:id="33" w:name="Xf857bc42e4a650cd171899b0e47e5d64838d497"/>
+    <w:bookmarkStart w:id="32" w:name="Xf857bc42e4a650cd171899b0e47e5d64838d497"/>
     <w:p>
       <w:pPr>
         <w:pStyle w:val="Heading2"/>
@@ -3059,35 +2517,9 @@
       </w:pPr>
       <w:r>
         <w:rPr>
-          <w:iCs/>
-          <w:i/>
-          <w:rtl/>
-        </w:rPr>
-        <w:t xml:space="preserve">מה למלא:</w:t>
-      </w:r>
-      <w:r>
-        <w:rPr>
-          <w:rtl/>
-        </w:rPr>
-        <w:t xml:space="preserve"> </w:t>
-      </w:r>
-      <w:r>
-        <w:rPr>
-          <w:rtl/>
-        </w:rPr>
-        <w:t xml:space="preserve">יעדים כמותיים לאורך אופקי זמן (בסיס היום, ויעד לטווח בינוני וארוך). אלו</w:t>
-      </w:r>
-      <w:r>
-        <w:rPr>
-          <w:rtl/>
-        </w:rPr>
-        <w:t xml:space="preserve"> </w:t>
-      </w:r>
-      <w:r>
-        <w:rPr>
-          <w:rtl/>
-        </w:rPr>
-        <w:t xml:space="preserve">המספרים שלפיהם תימדד הצלחת האסטרטגיה.</w:t>
+          <w:rtl/>
+        </w:rPr>
+        <w:t xml:space="preserve">מה למלא: יעדים כמותיים לאורך אופקי זמן (בסיס היום, ויעד לטווח בינוני וארוך). אלו המספרים שלפיהם תימדד הצלחת האסטרטגיה.</w:t>
       </w:r>
     </w:p>
     <w:tbl>
@@ -3114,6 +2546,7 @@
             <w:pPr>
               <w:pStyle w:val="Compact"/>
               <w:bidi/>
+              <w:jc w:val="center"/>
             </w:pPr>
             <w:r>
               <w:rPr>
@@ -3129,6 +2562,7 @@
             <w:pPr>
               <w:pStyle w:val="Compact"/>
               <w:bidi/>
+              <w:jc w:val="center"/>
             </w:pPr>
             <w:r>
               <w:rPr>
@@ -3144,6 +2578,7 @@
             <w:pPr>
               <w:pStyle w:val="Compact"/>
               <w:bidi/>
+              <w:jc w:val="center"/>
             </w:pPr>
             <w:r>
               <w:rPr>
@@ -3159,6 +2594,7 @@
             <w:pPr>
               <w:pStyle w:val="Compact"/>
               <w:bidi/>
+              <w:jc w:val="center"/>
             </w:pPr>
             <w:r>
               <w:rPr>
@@ -3356,8 +2792,8 @@
         </w:tc>
       </w:tr>
     </w:tbl>
+    <w:bookmarkEnd w:id="32"/>
     <w:bookmarkEnd w:id="33"/>
-    <w:bookmarkEnd w:id="34"/>
     <w:sectPr>
       <w:bidi/>
     </w:sectPr>
@@ -3498,7 +2934,9 @@
     </w:pPr>
     <w:rPr>
       <w:rtl/>
-      <w:rFonts w:cs="David"/>
+      <w:rFonts w:ascii="David" w:cs="David" w:hAnsi="David"/>
+      <w:sz w:val="18"/>
+      <w:szCs w:val="18"/>
     </w:rPr>
   </w:style>
   <w:style w:styleId="BodyText" w:type="paragraph">
@@ -3512,7 +2950,9 @@
     <w:qFormat/>
     <w:rPr>
       <w:rtl/>
-      <w:rFonts w:cs="David"/>
+      <w:rFonts w:ascii="David" w:cs="David" w:hAnsi="David"/>
+      <w:sz w:val="18"/>
+      <w:szCs w:val="18"/>
     </w:rPr>
   </w:style>
   <w:style w:customStyle="1" w:styleId="FirstParagraph" w:type="paragraph">
@@ -3525,7 +2965,9 @@
     </w:pPr>
     <w:rPr>
       <w:rtl/>
-      <w:rFonts w:cs="David"/>
+      <w:rFonts w:ascii="David" w:cs="David" w:hAnsi="David"/>
+      <w:sz w:val="18"/>
+      <w:szCs w:val="18"/>
     </w:rPr>
   </w:style>
   <w:style w:customStyle="1" w:styleId="Compact" w:type="paragraph">
@@ -3538,7 +2980,9 @@
     </w:pPr>
     <w:rPr>
       <w:rtl/>
-      <w:rFonts w:cs="David"/>
+      <w:rFonts w:ascii="David" w:cs="David" w:hAnsi="David"/>
+      <w:sz w:val="18"/>
+      <w:szCs w:val="18"/>
     </w:rPr>
   </w:style>
   <w:style w:styleId="Title" w:type="paragraph">
@@ -3553,12 +2997,12 @@
       <w:bidi/>
     </w:pPr>
     <w:rPr>
-      <w:rFonts w:asciiTheme="majorHAnsi" w:cs="David" w:cstheme="majorBidi" w:eastAsiaTheme="majorEastAsia" w:hAnsiTheme="majorHAnsi"/>
+      <w:rFonts w:ascii="David" w:asciiTheme="majorHAnsi" w:cs="David" w:cstheme="majorBidi" w:eastAsiaTheme="majorEastAsia" w:hAnsi="David" w:hAnsiTheme="majorHAnsi"/>
       <w:b/>
       <w:bCs/>
       <w:color w:themeColor="accent1" w:themeShade="B5" w:val="345A8A"/>
-      <w:sz w:val="36"/>
-      <w:szCs w:val="36"/>
+      <w:sz w:val="22"/>
+      <w:szCs w:val="22"/>
       <w:rtl/>
     </w:rPr>
   </w:style>
@@ -3574,10 +3018,10 @@
       <w:bidi/>
     </w:pPr>
     <w:rPr>
-      <w:sz w:val="30"/>
-      <w:szCs w:val="30"/>
+      <w:sz w:val="22"/>
+      <w:szCs w:val="22"/>
       <w:rtl/>
-      <w:rFonts w:cs="David"/>
+      <w:rFonts w:ascii="David" w:cs="David" w:hAnsi="David"/>
     </w:rPr>
   </w:style>
   <w:style w:customStyle="1" w:styleId="Author" w:type="paragraph">
@@ -3591,7 +3035,9 @@
     </w:pPr>
     <w:rPr>
       <w:rtl/>
-      <w:rFonts w:cs="David"/>
+      <w:rFonts w:ascii="David" w:cs="David" w:hAnsi="David"/>
+      <w:sz w:val="18"/>
+      <w:szCs w:val="18"/>
     </w:rPr>
   </w:style>
   <w:style w:styleId="Date" w:type="paragraph">
@@ -3605,7 +3051,9 @@
     </w:pPr>
     <w:rPr>
       <w:rtl/>
-      <w:rFonts w:cs="David"/>
+      <w:rFonts w:ascii="David" w:cs="David" w:hAnsi="David"/>
+      <w:sz w:val="18"/>
+      <w:szCs w:val="18"/>
     </w:rPr>
   </w:style>
   <w:style w:customStyle="1" w:styleId="AbstractTitle" w:type="paragraph">
@@ -3620,13 +3068,13 @@
       <w:bidi/>
     </w:pPr>
     <w:rPr>
-      <w:sz w:val="20"/>
-      <w:szCs w:val="20"/>
+      <w:sz w:val="22"/>
+      <w:szCs w:val="22"/>
       <w:b/>
       <w:color w:val="345A8A"/>
       &gt;
       <w:rtl/>
-      <w:rFonts w:cs="David"/>
+      <w:rFonts w:ascii="David" w:cs="David" w:hAnsi="David"/>
     </w:rPr>
   </w:style>
   <w:style w:customStyle="1" w:styleId="Abstract" w:type="paragraph">
@@ -3641,10 +3089,10 @@
       <w:bidi/>
     </w:pPr>
     <w:rPr>
-      <w:sz w:val="20"/>
-      <w:szCs w:val="20"/>
+      <w:sz w:val="18"/>
+      <w:szCs w:val="18"/>
       <w:rtl/>
-      <w:rFonts w:cs="David"/>
+      <w:rFonts w:ascii="David" w:cs="David" w:hAnsi="David"/>
     </w:rPr>
   </w:style>
   <w:style w:styleId="Bibliography" w:type="paragraph">
@@ -3657,7 +3105,9 @@
     </w:pPr>
     <w:rPr>
       <w:rtl/>
-      <w:rFonts w:cs="David"/>
+      <w:rFonts w:ascii="David" w:cs="David" w:hAnsi="David"/>
+      <w:sz w:val="18"/>
+      <w:szCs w:val="18"/>
     </w:rPr>
   </w:style>
   <w:style w:styleId="Heading1" w:type="paragraph">
@@ -3674,12 +3124,12 @@
       <w:bidi/>
     </w:pPr>
     <w:rPr>
-      <w:rFonts w:asciiTheme="majorHAnsi" w:cs="David" w:cstheme="majorBidi" w:eastAsiaTheme="majorEastAsia" w:hAnsiTheme="majorHAnsi"/>
+      <w:rFonts w:ascii="David" w:asciiTheme="majorHAnsi" w:cs="David" w:cstheme="majorBidi" w:eastAsiaTheme="majorEastAsia" w:hAnsi="David" w:hAnsiTheme="majorHAnsi"/>
       <w:b/>
       <w:bCs/>
       <w:color w:themeColor="accent1" w:val="4F81BD"/>
-      <w:sz w:val="32"/>
-      <w:szCs w:val="32"/>
+      <w:sz w:val="22"/>
+      <w:szCs w:val="22"/>
       <w:rtl/>
     </w:rPr>
   </w:style>
@@ -3698,12 +3148,12 @@
       <w:bidi/>
     </w:pPr>
     <w:rPr>
-      <w:rFonts w:asciiTheme="majorHAnsi" w:cs="David" w:cstheme="majorBidi" w:eastAsiaTheme="majorEastAsia" w:hAnsiTheme="majorHAnsi"/>
+      <w:rFonts w:ascii="David" w:asciiTheme="majorHAnsi" w:cs="David" w:cstheme="majorBidi" w:eastAsiaTheme="majorEastAsia" w:hAnsi="David" w:hAnsiTheme="majorHAnsi"/>
       <w:b/>
       <w:bCs/>
       <w:color w:themeColor="accent1" w:val="4F81BD"/>
-      <w:sz w:val="28"/>
-      <w:szCs w:val="28"/>
+      <w:sz w:val="20"/>
+      <w:szCs w:val="20"/>
       <w:rtl/>
     </w:rPr>
   </w:style>
@@ -3722,12 +3172,12 @@
       <w:bidi/>
     </w:pPr>
     <w:rPr>
-      <w:rFonts w:asciiTheme="majorHAnsi" w:cs="David" w:cstheme="majorBidi" w:eastAsiaTheme="majorEastAsia" w:hAnsiTheme="majorHAnsi"/>
+      <w:rFonts w:ascii="David" w:asciiTheme="majorHAnsi" w:cs="David" w:cstheme="majorBidi" w:eastAsiaTheme="majorEastAsia" w:hAnsi="David" w:hAnsiTheme="majorHAnsi"/>
       <w:b/>
       <w:bCs/>
       <w:color w:themeColor="accent1" w:val="4F81BD"/>
-      <w:sz w:val="24"/>
-      <w:szCs w:val="24"/>
+      <w:sz w:val="18"/>
+      <w:szCs w:val="18"/>
       <w:rtl/>
     </w:rPr>
   </w:style>
@@ -3746,12 +3196,12 @@
       <w:bidi/>
     </w:pPr>
     <w:rPr>
-      <w:rFonts w:asciiTheme="majorHAnsi" w:cs="David" w:cstheme="majorBidi" w:eastAsiaTheme="majorEastAsia" w:hAnsiTheme="majorHAnsi"/>
+      <w:rFonts w:ascii="David" w:asciiTheme="majorHAnsi" w:cs="David" w:cstheme="majorBidi" w:eastAsiaTheme="majorEastAsia" w:hAnsi="David" w:hAnsiTheme="majorHAnsi"/>
       <w:i/>
       <w:bCs/>
       <w:color w:themeColor="accent1" w:val="4F81BD"/>
-      <w:sz w:val="24"/>
-      <w:szCs w:val="24"/>
+      <w:sz w:val="18"/>
+      <w:szCs w:val="18"/>
       <w:rtl/>
     </w:rPr>
   </w:style>
@@ -3770,11 +3220,11 @@
       <w:bidi/>
     </w:pPr>
     <w:rPr>
-      <w:rFonts w:asciiTheme="majorHAnsi" w:cs="David" w:cstheme="majorBidi" w:eastAsiaTheme="majorEastAsia" w:hAnsiTheme="majorHAnsi"/>
+      <w:rFonts w:ascii="David" w:asciiTheme="majorHAnsi" w:cs="David" w:cstheme="majorBidi" w:eastAsiaTheme="majorEastAsia" w:hAnsi="David" w:hAnsiTheme="majorHAnsi"/>
       <w:iCs/>
       <w:color w:themeColor="accent1" w:val="4F81BD"/>
-      <w:sz w:val="24"/>
-      <w:szCs w:val="24"/>
+      <w:sz w:val="18"/>
+      <w:szCs w:val="18"/>
       <w:rtl/>
     </w:rPr>
   </w:style>
@@ -3793,10 +3243,10 @@
       <w:bidi/>
     </w:pPr>
     <w:rPr>
-      <w:rFonts w:asciiTheme="majorHAnsi" w:cs="David" w:cstheme="majorBidi" w:eastAsiaTheme="majorEastAsia" w:hAnsiTheme="majorHAnsi"/>
+      <w:rFonts w:ascii="David" w:asciiTheme="majorHAnsi" w:cs="David" w:cstheme="majorBidi" w:eastAsiaTheme="majorEastAsia" w:hAnsi="David" w:hAnsiTheme="majorHAnsi"/>
       <w:color w:themeColor="accent1" w:val="4F81BD"/>
-      <w:sz w:val="24"/>
-      <w:szCs w:val="24"/>
+      <w:sz w:val="18"/>
+      <w:szCs w:val="18"/>
       <w:rtl/>
     </w:rPr>
   </w:style>
@@ -3815,10 +3265,10 @@
       <w:bidi/>
     </w:pPr>
     <w:rPr>
-      <w:rFonts w:asciiTheme="majorHAnsi" w:cs="David" w:cstheme="majorBidi" w:eastAsiaTheme="majorEastAsia" w:hAnsiTheme="majorHAnsi"/>
+      <w:rFonts w:ascii="David" w:asciiTheme="majorHAnsi" w:cs="David" w:cstheme="majorBidi" w:eastAsiaTheme="majorEastAsia" w:hAnsi="David" w:hAnsiTheme="majorHAnsi"/>
       <w:color w:themeColor="accent1" w:val="4F81BD"/>
-      <w:sz w:val="24"/>
-      <w:szCs w:val="24"/>
+      <w:sz w:val="18"/>
+      <w:szCs w:val="18"/>
       <w:rtl/>
     </w:rPr>
   </w:style>
@@ -3837,10 +3287,10 @@
       <w:bidi/>
     </w:pPr>
     <w:rPr>
-      <w:rFonts w:asciiTheme="majorHAnsi" w:cs="David" w:cstheme="majorBidi" w:eastAsiaTheme="majorEastAsia" w:hAnsiTheme="majorHAnsi"/>
+      <w:rFonts w:ascii="David" w:asciiTheme="majorHAnsi" w:cs="David" w:cstheme="majorBidi" w:eastAsiaTheme="majorEastAsia" w:hAnsi="David" w:hAnsiTheme="majorHAnsi"/>
       <w:color w:themeColor="accent1" w:val="4F81BD"/>
-      <w:sz w:val="24"/>
-      <w:szCs w:val="24"/>
+      <w:sz w:val="18"/>
+      <w:szCs w:val="18"/>
       <w:rtl/>
     </w:rPr>
   </w:style>
@@ -3859,10 +3309,10 @@
       <w:bidi/>
     </w:pPr>
     <w:rPr>
-      <w:rFonts w:asciiTheme="majorHAnsi" w:cs="David" w:cstheme="majorBidi" w:eastAsiaTheme="majorEastAsia" w:hAnsiTheme="majorHAnsi"/>
+      <w:rFonts w:ascii="David" w:asciiTheme="majorHAnsi" w:cs="David" w:cstheme="majorBidi" w:eastAsiaTheme="majorEastAsia" w:hAnsi="David" w:hAnsiTheme="majorHAnsi"/>
       <w:color w:themeColor="accent1" w:val="4F81BD"/>
-      <w:sz w:val="24"/>
-      <w:szCs w:val="24"/>
+      <w:sz w:val="18"/>
+      <w:szCs w:val="18"/>
       <w:rtl/>
     </w:rPr>
   </w:style>
@@ -3880,7 +3330,9 @@
     </w:pPr>
     <w:rPr>
       <w:rtl/>
-      <w:rFonts w:cs="David"/>
+      <w:rFonts w:ascii="David" w:cs="David" w:hAnsi="David"/>
+      <w:sz w:val="18"/>
+      <w:szCs w:val="18"/>
     </w:rPr>
   </w:style>
   <w:style w:styleId="FootnoteText" w:type="paragraph">
@@ -3895,7 +3347,9 @@
     </w:pPr>
     <w:rPr>
       <w:rtl/>
-      <w:rFonts w:cs="David"/>
+      <w:rFonts w:ascii="David" w:cs="David" w:hAnsi="David"/>
+      <w:sz w:val="18"/>
+      <w:szCs w:val="18"/>
     </w:rPr>
   </w:style>
   <w:style w:default="1" w:styleId="DefaultParagraphFont" w:type="character">
@@ -3947,7 +3401,9 @@
     <w:rPr>
       <w:b/>
       <w:rtl/>
-      <w:rFonts w:cs="David"/>
+      <w:rFonts w:ascii="David" w:cs="David" w:hAnsi="David"/>
+      <w:sz w:val="18"/>
+      <w:szCs w:val="18"/>
     </w:rPr>
   </w:style>
   <w:style w:customStyle="1" w:styleId="Definition" w:type="paragraph">
@@ -3958,7 +3414,9 @@
     </w:pPr>
     <w:rPr>
       <w:rtl/>
-      <w:rFonts w:cs="David"/>
+      <w:rFonts w:ascii="David" w:cs="David" w:hAnsi="David"/>
+      <w:sz w:val="18"/>
+      <w:szCs w:val="18"/>
     </w:rPr>
   </w:style>
   <w:style w:styleId="Caption" w:type="paragraph">
@@ -3972,7 +3430,9 @@
     <w:rPr>
       <w:i/>
       <w:rtl/>
-      <w:rFonts w:cs="David"/>
+      <w:rFonts w:ascii="David" w:cs="David" w:hAnsi="David"/>
+      <w:sz w:val="18"/>
+      <w:szCs w:val="18"/>
     </w:rPr>
   </w:style>
   <w:style w:customStyle="1" w:styleId="TableCaption" w:type="paragraph">
@@ -3984,7 +3444,9 @@
     </w:pPr>
     <w:rPr>
       <w:rtl/>
-      <w:rFonts w:cs="David"/>
+      <w:rFonts w:ascii="David" w:cs="David" w:hAnsi="David"/>
+      <w:sz w:val="18"/>
+      <w:szCs w:val="18"/>
     </w:rPr>
   </w:style>
   <w:style w:customStyle="1" w:styleId="ImageCaption" w:type="paragraph">
@@ -3995,7 +3457,9 @@
     </w:pPr>
     <w:rPr>
       <w:rtl/>
-      <w:rFonts w:cs="David"/>
+      <w:rFonts w:ascii="David" w:cs="David" w:hAnsi="David"/>
+      <w:sz w:val="18"/>
+      <w:szCs w:val="18"/>
     </w:rPr>
   </w:style>
   <w:style w:customStyle="1" w:styleId="Figure" w:type="paragraph">
@@ -4006,7 +3470,9 @@
     </w:pPr>
     <w:rPr>
       <w:rtl/>
-      <w:rFonts w:cs="David"/>
+      <w:rFonts w:ascii="David" w:cs="David" w:hAnsi="David"/>
+      <w:sz w:val="18"/>
+      <w:szCs w:val="18"/>
     </w:rPr>
   </w:style>
   <w:style w:customStyle="1" w:styleId="CaptionedFigure" w:type="paragraph">
@@ -4018,7 +3484,9 @@
     </w:pPr>
     <w:rPr>
       <w:rtl/>
-      <w:rFonts w:cs="David"/>
+      <w:rFonts w:ascii="David" w:cs="David" w:hAnsi="David"/>
+      <w:sz w:val="18"/>
+      <w:szCs w:val="18"/>
     </w:rPr>
   </w:style>
   <w:style w:customStyle="1" w:styleId="BodyTextChar" w:type="character">
@@ -4065,11 +3533,13 @@
       <w:bidi/>
     </w:pPr>
     <w:rPr>
-      <w:rFonts w:asciiTheme="majorHAnsi" w:cs="David" w:cstheme="majorBidi" w:eastAsiaTheme="majorEastAsia" w:hAnsiTheme="majorHAnsi"/>
+      <w:rFonts w:ascii="David" w:asciiTheme="majorHAnsi" w:cs="David" w:cstheme="majorBidi" w:eastAsiaTheme="majorEastAsia" w:hAnsi="David" w:hAnsiTheme="majorHAnsi"/>
       <w:b w:val="0"/>
       <w:bCs w:val="0"/>
       <w:color w:themeColor="accent1" w:themeShade="BF" w:val="365F91"/>
       <w:rtl/>
+      <w:sz w:val="18"/>
+      <w:szCs w:val="18"/>
     </w:rPr>
   </w:style>
   <w:style w:type="paragraph" w:customStyle="1" w:styleId="SourceCode">
